--- a/worksheets/W9.docx
+++ b/worksheets/W9.docx
@@ -6,6 +6,7 @@
       <w:pPr>
         <w:keepNext/>
         <w:keepLines w:val="0"/>
+        <w:pageBreakBefore w:val="0"/>
         <w:spacing w:before="0" w:after="60" w:line="293" w:lineRule="auto"/>
       </w:pPr>
       <w:r>
@@ -33,7 +34,7 @@
           <w:color w:val="1A2340"/>
           <w:sz w:val="44"/>
         </w:rPr>
-        <w:t>取回 W8，不重寫整篇</w:t>
+        <w:t>受控評量後再練方法</w:t>
       </w:r>
     </w:p>
     <w:p>
@@ -50,7 +51,7 @@
           <w:color w:val="5B6573"/>
           <w:sz w:val="22"/>
         </w:rPr>
-        <w:t>本週 3 分只看前 30 分鐘冷文本題本；以下是方法補強，不另加作業。</w:t>
+        <w:t>W9 前 30 分鐘冷文本是個人受控評量 10 分；以下頁面是回饋後的 0 分練習，不覆蓋受控分數。Gate 2 另依 W6–W8 歷程判定 5 分。</w:t>
       </w:r>
     </w:p>
     <w:p>
@@ -820,16 +821,9 @@
     </w:tbl>
     <w:p>
       <w:pPr>
-        <w:spacing w:after="0"/>
-      </w:pPr>
-      <w:r>
-        <w:br w:type="page"/>
-      </w:r>
-    </w:p>
-    <w:p>
-      <w:pPr>
         <w:keepNext/>
         <w:keepLines w:val="0"/>
+        <w:pageBreakBefore/>
         <w:spacing w:before="0" w:after="60" w:line="293" w:lineRule="auto"/>
       </w:pPr>
       <w:r>
@@ -1587,16 +1581,9 @@
     </w:tbl>
     <w:p>
       <w:pPr>
-        <w:spacing w:after="0"/>
-      </w:pPr>
-      <w:r>
-        <w:br w:type="page"/>
-      </w:r>
-    </w:p>
-    <w:p>
-      <w:pPr>
         <w:keepNext/>
         <w:keepLines w:val="0"/>
+        <w:pageBreakBefore/>
         <w:spacing w:before="0" w:after="60" w:line="293" w:lineRule="auto"/>
       </w:pPr>
       <w:r>
@@ -2115,36 +2102,6 @@
           </w:p>
         </w:tc>
       </w:tr>
-      <w:tr>
-        <w:trPr>
-          <w:trHeight w:val="437" w:hRule="atLeast"/>
-        </w:trPr>
-        <w:tc>
-          <w:tcPr>
-            <w:tcW w:type="dxa" w:w="9865"/>
-            <w:tcMar>
-              <w:top w:w="0" w:type="dxa"/>
-              <w:start w:w="0" w:type="dxa"/>
-              <w:bottom w:w="0" w:type="dxa"/>
-              <w:end w:w="0" w:type="dxa"/>
-            </w:tcMar>
-            <w:tcBorders>
-              <w:top w:val="nil"/>
-              <w:bottom w:val="single" w:sz="5" w:space="0" w:color="CBD5E1"/>
-              <w:start w:val="nil"/>
-              <w:end w:val="nil"/>
-            </w:tcBorders>
-          </w:tcPr>
-          <w:p>
-            <w:pPr>
-              <w:spacing w:before="0" w:after="0" w:line="240" w:lineRule="auto"/>
-            </w:pPr>
-            <w:r>
-              <w:t xml:space="preserve"> </w:t>
-            </w:r>
-          </w:p>
-        </w:tc>
-      </w:tr>
     </w:tbl>
     <w:p>
       <w:pPr>
@@ -2231,36 +2188,6 @@
       <w:tblGrid>
         <w:gridCol w:w="9865"/>
       </w:tblGrid>
-      <w:tr>
-        <w:trPr>
-          <w:trHeight w:val="437" w:hRule="atLeast"/>
-        </w:trPr>
-        <w:tc>
-          <w:tcPr>
-            <w:tcW w:type="dxa" w:w="9865"/>
-            <w:tcMar>
-              <w:top w:w="0" w:type="dxa"/>
-              <w:start w:w="0" w:type="dxa"/>
-              <w:bottom w:w="0" w:type="dxa"/>
-              <w:end w:w="0" w:type="dxa"/>
-            </w:tcMar>
-            <w:tcBorders>
-              <w:top w:val="nil"/>
-              <w:bottom w:val="single" w:sz="5" w:space="0" w:color="CBD5E1"/>
-              <w:start w:val="nil"/>
-              <w:end w:val="nil"/>
-            </w:tcBorders>
-          </w:tcPr>
-          <w:p>
-            <w:pPr>
-              <w:spacing w:before="0" w:after="0" w:line="240" w:lineRule="auto"/>
-            </w:pPr>
-            <w:r>
-              <w:t xml:space="preserve"> </w:t>
-            </w:r>
-          </w:p>
-        </w:tc>
-      </w:tr>
       <w:tr>
         <w:trPr>
           <w:trHeight w:val="437" w:hRule="atLeast"/>
@@ -2467,49 +2394,12 @@
           </w:p>
         </w:tc>
       </w:tr>
-      <w:tr>
-        <w:trPr>
-          <w:trHeight w:val="437" w:hRule="atLeast"/>
-        </w:trPr>
-        <w:tc>
-          <w:tcPr>
-            <w:tcW w:type="dxa" w:w="9865"/>
-            <w:tcMar>
-              <w:top w:w="0" w:type="dxa"/>
-              <w:start w:w="0" w:type="dxa"/>
-              <w:bottom w:w="0" w:type="dxa"/>
-              <w:end w:w="0" w:type="dxa"/>
-            </w:tcMar>
-            <w:tcBorders>
-              <w:top w:val="nil"/>
-              <w:bottom w:val="single" w:sz="5" w:space="0" w:color="CBD5E1"/>
-              <w:start w:val="nil"/>
-              <w:end w:val="nil"/>
-            </w:tcBorders>
-          </w:tcPr>
-          <w:p>
-            <w:pPr>
-              <w:spacing w:before="0" w:after="0" w:line="240" w:lineRule="auto"/>
-            </w:pPr>
-            <w:r>
-              <w:t xml:space="preserve"> </w:t>
-            </w:r>
-          </w:p>
-        </w:tc>
-      </w:tr>
     </w:tbl>
-    <w:p>
-      <w:pPr>
-        <w:spacing w:after="0"/>
-      </w:pPr>
-      <w:r>
-        <w:br w:type="page"/>
-      </w:r>
-    </w:p>
     <w:p>
       <w:pPr>
         <w:keepNext/>
         <w:keepLines w:val="0"/>
+        <w:pageBreakBefore/>
         <w:spacing w:before="0" w:after="60" w:line="293" w:lineRule="auto"/>
       </w:pPr>
       <w:r>
@@ -2554,7 +2444,7 @@
           <w:color w:val="5B6573"/>
           <w:sz w:val="22"/>
         </w:rPr>
-        <w:t>老師不讀、不計分；可不寫、遮住，或在 W12 收件前撕下。</w:t>
+        <w:t>老師不讀、不計分；可不寫、遮住或撕下。受控分數若需更新，須另做同條件的平行陌生題。</w:t>
       </w:r>
     </w:p>
     <w:p>

--- a/worksheets/W9.docx
+++ b/worksheets/W9.docx
@@ -51,7 +51,7 @@
           <w:color w:val="5B6573"/>
           <w:sz w:val="22"/>
         </w:rPr>
-        <w:t>W9 前 30 分鐘冷文本是個人受控評量 10 分；以下頁面是回饋後的 0 分練習，不覆蓋受控分數。Gate 2 另依 W6–W8 歷程判定 5 分。</w:t>
+        <w:t>W9 前 30 分鐘冷文本是個人受控評量 10 分；以下頁面是回饋後的 0 分練習，不覆蓋受控分數。Gate 2 另依 W6–W8 歷程判定通過／需修正，不計分。</w:t>
       </w:r>
     </w:p>
     <w:p>

--- a/worksheets/W9.docx
+++ b/worksheets/W9.docx
@@ -51,7 +51,7 @@
           <w:color w:val="5B6573"/>
           <w:sz w:val="22"/>
         </w:rPr>
-        <w:t>W9 前 30 分鐘冷文本是個人受控評量 10 分；以下頁面是回饋後的 0 分練習，不覆蓋受控分數。Gate 2 另依 W6–W8 歷程判定通過／需修正，不計分。</w:t>
+        <w:t>W9 前 30 分鐘冷文本是個人受控評量 10 分；與 W16 個人、W17 合計 50 分，達 25／50 記錄核心認證。以下頁面是 0 分練習，不覆蓋受控分數。Gate 2 另依 W6–W8 歷程判定通過／需修正，不計分。</w:t>
       </w:r>
     </w:p>
     <w:p>
@@ -868,7 +868,7 @@
           <w:color w:val="5B6573"/>
           <w:sz w:val="22"/>
         </w:rPr>
-        <w:t>可用 AI，也可抽教師問題卡；兩條路徑等值，不使用 AI 不扣分。</w:t>
+        <w:t>可用 AI、教師問題卡或自己提問；三條路徑等值，不使用 AI 不扣分。</w:t>
       </w:r>
     </w:p>
     <w:p>

--- a/worksheets/W9.docx
+++ b/worksheets/W9.docx
@@ -51,7 +51,7 @@
           <w:color w:val="5B6573"/>
           <w:sz w:val="22"/>
         </w:rPr>
-        <w:t>W9 前 30 分鐘冷文本是個人受控評量 10 分；與 W16 個人、W17 合計 50 分，達 25／50 記錄核心認證。以下頁面是 0 分練習，不覆蓋受控分數。Gate 2 另依 W6–W8 歷程判定通過／需修正，不計分。</w:t>
+        <w:t>W9 前 30 分鐘冷文本是個人受控評量 10 分；與 W16 個人、W17 合計 50 分，達 25／50 記錄核心認證。以下頁面是 0 分練習，不覆蓋受控分數。學習關卡 2 另依 W6–W8 歷程判定通過／需修正，不計分。</w:t>
       </w:r>
     </w:p>
     <w:p>
@@ -2283,122 +2283,6 @@
       <w:pPr>
         <w:keepNext/>
         <w:keepLines w:val="0"/>
-        <w:spacing w:before="100" w:after="40" w:line="293" w:lineRule="auto"/>
-      </w:pPr>
-      <w:r>
-        <w:rPr>
-          <w:rFonts w:ascii="JetBrains Mono" w:hAnsi="JetBrains Mono" w:eastAsia="Arial Unicode MS"/>
-          <w:b/>
-          <w:i w:val="0"/>
-          <w:color w:val="1D4ED8"/>
-          <w:sz w:val="30"/>
-        </w:rPr>
-        <w:t>04</w:t>
-      </w:r>
-      <w:r>
-        <w:rPr>
-          <w:rFonts w:ascii="Arial Unicode MS" w:hAnsi="Arial Unicode MS" w:eastAsia="Arial Unicode MS"/>
-          <w:b w:val="0"/>
-          <w:i w:val="0"/>
-          <w:color w:val="1D4ED8"/>
-          <w:sz w:val="30"/>
-        </w:rPr>
-        <w:t xml:space="preserve">  </w:t>
-      </w:r>
-      <w:r>
-        <w:rPr>
-          <w:rFonts w:ascii="Arial Unicode MS" w:hAnsi="Arial Unicode MS" w:eastAsia="Arial Unicode MS"/>
-          <w:b/>
-          <w:i w:val="0"/>
-          <w:color w:val="1A2340"/>
-          <w:sz w:val="30"/>
-        </w:rPr>
-        <w:t>橋接欄｜收尾 30 秒，不評分</w:t>
-      </w:r>
-    </w:p>
-    <w:p>
-      <w:pPr>
-        <w:keepNext/>
-        <w:keepLines w:val="0"/>
-        <w:spacing w:before="0" w:after="20" w:line="293" w:lineRule="auto"/>
-      </w:pPr>
-      <w:r>
-        <w:rPr>
-          <w:rFonts w:ascii="Arial Unicode MS" w:hAnsi="Arial Unicode MS" w:eastAsia="Arial Unicode MS"/>
-          <w:b/>
-          <w:i w:val="0"/>
-          <w:color w:val="5B6573"/>
-          <w:sz w:val="22"/>
-        </w:rPr>
-        <w:t>不評分</w:t>
-      </w:r>
-      <w:r>
-        <w:rPr>
-          <w:rFonts w:ascii="Arial Unicode MS" w:hAnsi="Arial Unicode MS" w:eastAsia="Arial Unicode MS"/>
-          <w:b w:val="0"/>
-          <w:i w:val="0"/>
-          <w:color w:val="7B8491"/>
-          <w:sz w:val="22"/>
-        </w:rPr>
-        <w:t xml:space="preserve">  ｜  </w:t>
-      </w:r>
-      <w:r>
-        <w:rPr>
-          <w:rFonts w:ascii="Arial Unicode MS" w:hAnsi="Arial Unicode MS" w:eastAsia="Arial Unicode MS"/>
-          <w:b w:val="0"/>
-          <w:i w:val="0"/>
-          <w:color w:val="1A2340"/>
-          <w:sz w:val="22"/>
-        </w:rPr>
-        <w:t>這週的招，我在＿＿科的＿＿（單元／題型）用得上，因為＿＿。寫到具體單元／題型才算；想不到就寫「這週的招是＿＿」。</w:t>
-      </w:r>
-    </w:p>
-    <w:tbl>
-      <w:tblPr>
-        <w:tblW w:type="dxa" w:w="9865"/>
-        <w:jc w:val="left"/>
-        <w:tblLayout w:type="fixed"/>
-        <w:tblLook w:firstColumn="1" w:firstRow="1" w:lastColumn="0" w:lastRow="0" w:noHBand="0" w:noVBand="1" w:val="04A0"/>
-        <w:tblInd w:type="dxa" w:w="0"/>
-      </w:tblPr>
-      <w:tblGrid>
-        <w:gridCol w:w="9865"/>
-      </w:tblGrid>
-      <w:tr>
-        <w:trPr>
-          <w:trHeight w:val="437" w:hRule="atLeast"/>
-        </w:trPr>
-        <w:tc>
-          <w:tcPr>
-            <w:tcW w:type="dxa" w:w="9865"/>
-            <w:tcMar>
-              <w:top w:w="0" w:type="dxa"/>
-              <w:start w:w="0" w:type="dxa"/>
-              <w:bottom w:w="0" w:type="dxa"/>
-              <w:end w:w="0" w:type="dxa"/>
-            </w:tcMar>
-            <w:tcBorders>
-              <w:top w:val="nil"/>
-              <w:bottom w:val="single" w:sz="5" w:space="0" w:color="CBD5E1"/>
-              <w:start w:val="nil"/>
-              <w:end w:val="nil"/>
-            </w:tcBorders>
-          </w:tcPr>
-          <w:p>
-            <w:pPr>
-              <w:spacing w:before="0" w:after="0" w:line="240" w:lineRule="auto"/>
-            </w:pPr>
-            <w:r>
-              <w:t xml:space="preserve"> </w:t>
-            </w:r>
-          </w:p>
-        </w:tc>
-      </w:tr>
-    </w:tbl>
-    <w:p>
-      <w:pPr>
-        <w:keepNext/>
-        <w:keepLines w:val="0"/>
         <w:pageBreakBefore/>
         <w:spacing w:before="0" w:after="60" w:line="293" w:lineRule="auto"/>
       </w:pPr>
@@ -2427,7 +2311,7 @@
           <w:color w:val="1A2340"/>
           <w:sz w:val="44"/>
         </w:rPr>
-        <w:t>自留札記｜這一頁不交</w:t>
+        <w:t>個人反思｜可留白・不計分</w:t>
       </w:r>
     </w:p>
     <w:p>
@@ -2444,7 +2328,7 @@
           <w:color w:val="5B6573"/>
           <w:sz w:val="22"/>
         </w:rPr>
-        <w:t>老師不讀、不計分；可不寫、遮住或撕下。受控分數若需更新，須另做同條件的平行陌生題。</w:t>
+        <w:t>本頁隨整本收回保管，但不作受控評量或學習關卡 2 證據。可改寫、用代稱或留白；受控分數若需更新，須另做同條件的平行陌生題。</w:t>
       </w:r>
     </w:p>
     <w:p>
@@ -2481,7 +2365,7 @@
           <w:color w:val="1A2340"/>
           <w:sz w:val="30"/>
         </w:rPr>
-        <w:t>只給自己</w:t>
+        <w:t>個人反思｜可留白</w:t>
       </w:r>
     </w:p>
     <w:p>
@@ -2498,7 +2382,7 @@
           <w:color w:val="5B6573"/>
           <w:sz w:val="22"/>
         </w:rPr>
-        <w:t>自留札記</w:t>
+        <w:t>不評分</w:t>
       </w:r>
       <w:r>
         <w:rPr>
@@ -2982,66 +2866,129 @@
           </w:p>
         </w:tc>
       </w:tr>
-      <w:tr>
-        <w:trPr>
-          <w:trHeight w:val="437" w:hRule="atLeast"/>
-        </w:trPr>
-        <w:tc>
-          <w:tcPr>
-            <w:tcW w:type="dxa" w:w="9865"/>
-            <w:tcMar>
-              <w:top w:w="0" w:type="dxa"/>
-              <w:start w:w="0" w:type="dxa"/>
-              <w:bottom w:w="0" w:type="dxa"/>
-              <w:end w:w="0" w:type="dxa"/>
-            </w:tcMar>
-            <w:tcBorders>
-              <w:top w:val="nil"/>
-              <w:bottom w:val="single" w:sz="5" w:space="0" w:color="CBD5E1"/>
-              <w:start w:val="nil"/>
-              <w:end w:val="nil"/>
-            </w:tcBorders>
-          </w:tcPr>
-          <w:p>
-            <w:pPr>
-              <w:spacing w:before="0" w:after="0" w:line="240" w:lineRule="auto"/>
-            </w:pPr>
-            <w:r>
-              <w:t xml:space="preserve"> </w:t>
-            </w:r>
-          </w:p>
-        </w:tc>
-      </w:tr>
-      <w:tr>
-        <w:trPr>
-          <w:trHeight w:val="437" w:hRule="atLeast"/>
-        </w:trPr>
-        <w:tc>
-          <w:tcPr>
-            <w:tcW w:type="dxa" w:w="9865"/>
-            <w:tcMar>
-              <w:top w:w="0" w:type="dxa"/>
-              <w:start w:w="0" w:type="dxa"/>
-              <w:bottom w:w="0" w:type="dxa"/>
-              <w:end w:w="0" w:type="dxa"/>
-            </w:tcMar>
-            <w:tcBorders>
-              <w:top w:val="nil"/>
-              <w:bottom w:val="single" w:sz="5" w:space="0" w:color="CBD5E1"/>
-              <w:start w:val="nil"/>
-              <w:end w:val="nil"/>
-            </w:tcBorders>
-          </w:tcPr>
-          <w:p>
-            <w:pPr>
-              <w:spacing w:before="0" w:after="0" w:line="240" w:lineRule="auto"/>
-            </w:pPr>
-            <w:r>
-              <w:t xml:space="preserve"> </w:t>
-            </w:r>
-          </w:p>
-        </w:tc>
-      </w:tr>
+    </w:tbl>
+    <w:p>
+      <w:pPr>
+        <w:keepNext/>
+        <w:keepLines w:val="0"/>
+        <w:spacing w:before="60" w:after="20" w:line="293" w:lineRule="auto"/>
+      </w:pPr>
+      <w:r>
+        <w:rPr>
+          <w:rFonts w:ascii="Arial Unicode MS" w:hAnsi="Arial Unicode MS" w:eastAsia="Arial Unicode MS"/>
+          <w:b/>
+          <w:i w:val="0"/>
+          <w:color w:val="1D4ED8"/>
+          <w:sz w:val="22"/>
+        </w:rPr>
+        <w:t>課堂必寫</w:t>
+      </w:r>
+      <w:r>
+        <w:rPr>
+          <w:rFonts w:ascii="Arial Unicode MS" w:hAnsi="Arial Unicode MS" w:eastAsia="Arial Unicode MS"/>
+          <w:b w:val="0"/>
+          <w:i w:val="0"/>
+          <w:color w:val="7B8491"/>
+          <w:sz w:val="22"/>
+        </w:rPr>
+        <w:t xml:space="preserve">  ｜  </w:t>
+      </w:r>
+      <w:r>
+        <w:rPr>
+          <w:rFonts w:ascii="Arial Unicode MS" w:hAnsi="Arial Unicode MS" w:eastAsia="Arial Unicode MS"/>
+          <w:b w:val="0"/>
+          <w:i w:val="0"/>
+          <w:color w:val="1A2340"/>
+          <w:sz w:val="22"/>
+        </w:rPr>
+        <w:t>完成確認｜下課前｜□ 正式卷已另交　□ 只拍自己的歷程本第 1–4 頁上傳　□ 歷程本全本交回</w:t>
+      </w:r>
+    </w:p>
+    <w:p>
+      <w:pPr>
+        <w:keepNext/>
+        <w:keepLines w:val="0"/>
+        <w:spacing w:before="100" w:after="40" w:line="293" w:lineRule="auto"/>
+      </w:pPr>
+      <w:r>
+        <w:rPr>
+          <w:rFonts w:ascii="JetBrains Mono" w:hAnsi="JetBrains Mono" w:eastAsia="Arial Unicode MS"/>
+          <w:b/>
+          <w:i w:val="0"/>
+          <w:color w:val="1D4ED8"/>
+          <w:sz w:val="30"/>
+        </w:rPr>
+        <w:t>03</w:t>
+      </w:r>
+      <w:r>
+        <w:rPr>
+          <w:rFonts w:ascii="Arial Unicode MS" w:hAnsi="Arial Unicode MS" w:eastAsia="Arial Unicode MS"/>
+          <w:b w:val="0"/>
+          <w:i w:val="0"/>
+          <w:color w:val="1D4ED8"/>
+          <w:sz w:val="30"/>
+        </w:rPr>
+        <w:t xml:space="preserve">  </w:t>
+      </w:r>
+      <w:r>
+        <w:rPr>
+          <w:rFonts w:ascii="Arial Unicode MS" w:hAnsi="Arial Unicode MS" w:eastAsia="Arial Unicode MS"/>
+          <w:b/>
+          <w:i w:val="0"/>
+          <w:color w:val="1A2340"/>
+          <w:sz w:val="30"/>
+        </w:rPr>
+        <w:t>交棒欄｜收尾 30 秒，不評分</w:t>
+      </w:r>
+    </w:p>
+    <w:p>
+      <w:pPr>
+        <w:keepNext/>
+        <w:keepLines w:val="0"/>
+        <w:spacing w:before="0" w:after="20" w:line="293" w:lineRule="auto"/>
+      </w:pPr>
+      <w:r>
+        <w:rPr>
+          <w:rFonts w:ascii="Arial Unicode MS" w:hAnsi="Arial Unicode MS" w:eastAsia="Arial Unicode MS"/>
+          <w:b/>
+          <w:i w:val="0"/>
+          <w:color w:val="5B6573"/>
+          <w:sz w:val="22"/>
+        </w:rPr>
+        <w:t>不評分</w:t>
+      </w:r>
+      <w:r>
+        <w:rPr>
+          <w:rFonts w:ascii="Arial Unicode MS" w:hAnsi="Arial Unicode MS" w:eastAsia="Arial Unicode MS"/>
+          <w:b w:val="0"/>
+          <w:i w:val="0"/>
+          <w:color w:val="7B8491"/>
+          <w:sz w:val="22"/>
+        </w:rPr>
+        <w:t xml:space="preserve">  ｜  </w:t>
+      </w:r>
+      <w:r>
+        <w:rPr>
+          <w:rFonts w:ascii="Arial Unicode MS" w:hAnsi="Arial Unicode MS" w:eastAsia="Arial Unicode MS"/>
+          <w:b w:val="0"/>
+          <w:i w:val="0"/>
+          <w:color w:val="1A2340"/>
+          <w:sz w:val="22"/>
+        </w:rPr>
+        <w:t>帶到 W10：我真正答不出、也還沒查過的一句可搜尋問題是＿＿。</w:t>
+      </w:r>
+    </w:p>
+    <w:tbl>
+      <w:tblPr>
+        <w:tblW w:type="dxa" w:w="9865"/>
+        <w:jc w:val="left"/>
+        <w:tblLayout w:type="fixed"/>
+        <w:tblLook w:firstColumn="1" w:firstRow="1" w:lastColumn="0" w:lastRow="0" w:noHBand="0" w:noVBand="1" w:val="04A0"/>
+        <w:tblInd w:type="dxa" w:w="0"/>
+      </w:tblPr>
+      <w:tblGrid>
+        <w:gridCol w:w="9865"/>
+      </w:tblGrid>
       <w:tr>
         <w:trPr>
           <w:trHeight w:val="437" w:hRule="atLeast"/>

--- a/worksheets/W9.docx
+++ b/worksheets/W9.docx
@@ -2311,7 +2311,7 @@
           <w:color w:val="1A2340"/>
           <w:sz w:val="44"/>
         </w:rPr>
-        <w:t>個人反思｜可留白・不計分</w:t>
+        <w:t>換個情境，再試一次</w:t>
       </w:r>
     </w:p>
     <w:p>
@@ -2328,9 +2328,409 @@
           <w:color w:val="5B6573"/>
           <w:sz w:val="22"/>
         </w:rPr>
-        <w:t>本頁隨整本收回保管，但不作受控評量或學習關卡 2 證據。可改寫、用代稱或留白；受控分數若需更新，須另做同條件的平行陌生題。</w:t>
+        <w:t>生活練習不計分、不列學習關卡；紙本照常收回，不必交出自己的私事。</w:t>
       </w:r>
     </w:p>
+    <w:p>
+      <w:pPr>
+        <w:keepNext/>
+        <w:keepLines w:val="0"/>
+        <w:spacing w:before="100" w:after="40" w:line="293" w:lineRule="auto"/>
+      </w:pPr>
+      <w:r>
+        <w:rPr>
+          <w:rFonts w:ascii="JetBrains Mono" w:hAnsi="JetBrains Mono" w:eastAsia="Arial Unicode MS"/>
+          <w:b/>
+          <w:i w:val="0"/>
+          <w:color w:val="1D4ED8"/>
+          <w:sz w:val="30"/>
+        </w:rPr>
+        <w:t>生活</w:t>
+      </w:r>
+      <w:r>
+        <w:rPr>
+          <w:rFonts w:ascii="Arial Unicode MS" w:hAnsi="Arial Unicode MS" w:eastAsia="Arial Unicode MS"/>
+          <w:b w:val="0"/>
+          <w:i w:val="0"/>
+          <w:color w:val="1D4ED8"/>
+          <w:sz w:val="30"/>
+        </w:rPr>
+        <w:t xml:space="preserve">  </w:t>
+      </w:r>
+      <w:r>
+        <w:rPr>
+          <w:rFonts w:ascii="Arial Unicode MS" w:hAnsi="Arial Unicode MS" w:eastAsia="Arial Unicode MS"/>
+          <w:b/>
+          <w:i w:val="0"/>
+          <w:color w:val="1A2340"/>
+          <w:sz w:val="30"/>
+        </w:rPr>
+        <w:t>八人說進步，就適合每個人？</w:t>
+      </w:r>
+    </w:p>
+    <w:p>
+      <w:pPr>
+        <w:keepNext w:val="0"/>
+        <w:keepLines w:val="0"/>
+        <w:spacing w:before="0" w:after="40" w:line="293" w:lineRule="auto"/>
+      </w:pPr>
+      <w:r>
+        <w:rPr>
+          <w:rFonts w:ascii="Arial Unicode MS" w:hAnsi="Arial Unicode MS" w:eastAsia="Arial Unicode MS"/>
+          <w:b w:val="0"/>
+          <w:i w:val="0"/>
+          <w:color w:val="5B6573"/>
+          <w:sz w:val="22"/>
+        </w:rPr>
+        <w:t>課堂練習｜不計分、不列學習關卡；整本照常收回。</w:t>
+      </w:r>
+    </w:p>
+    <w:p>
+      <w:pPr>
+        <w:keepNext w:val="0"/>
+        <w:keepLines w:val="0"/>
+        <w:spacing w:before="0" w:after="40" w:line="293" w:lineRule="auto"/>
+      </w:pPr>
+      <w:r>
+        <w:rPr>
+          <w:rFonts w:ascii="Arial Unicode MS" w:hAnsi="Arial Unicode MS" w:eastAsia="Arial Unicode MS"/>
+          <w:b w:val="0"/>
+          <w:i w:val="0"/>
+          <w:color w:val="1A2340"/>
+          <w:sz w:val="22"/>
+        </w:rPr>
+        <w:t>補習班廣告說：『十位受訪學生中，八位說這套讀書法讓自己進步，所以每個人都適合。』朋友想照著做。</w:t>
+      </w:r>
+    </w:p>
+    <w:p>
+      <w:pPr>
+        <w:keepNext w:val="0"/>
+        <w:keepLines w:val="0"/>
+        <w:spacing w:before="0" w:after="40" w:line="293" w:lineRule="auto"/>
+      </w:pPr>
+      <w:r>
+        <w:rPr>
+          <w:rFonts w:ascii="Arial Unicode MS" w:hAnsi="Arial Unicode MS" w:eastAsia="Arial Unicode MS"/>
+          <w:b w:val="0"/>
+          <w:i w:val="0"/>
+          <w:color w:val="1A2340"/>
+          <w:sz w:val="22"/>
+        </w:rPr>
+        <w:t>只選一個最值得先問的問題，直接寫給朋友看；再寫出答案會影響哪一句話。</w:t>
+      </w:r>
+    </w:p>
+    <w:p>
+      <w:pPr>
+        <w:keepNext/>
+        <w:keepLines w:val="0"/>
+        <w:spacing w:before="20" w:after="20" w:line="293" w:lineRule="auto"/>
+      </w:pPr>
+      <w:r>
+        <w:rPr>
+          <w:rFonts w:ascii="Arial Unicode MS" w:hAnsi="Arial Unicode MS" w:eastAsia="Arial Unicode MS"/>
+          <w:b/>
+          <w:i w:val="0"/>
+          <w:color w:val="5B6573"/>
+          <w:sz w:val="22"/>
+        </w:rPr>
+        <w:t>先做一次</w:t>
+      </w:r>
+      <w:r>
+        <w:rPr>
+          <w:rFonts w:ascii="Arial Unicode MS" w:hAnsi="Arial Unicode MS" w:eastAsia="Arial Unicode MS"/>
+          <w:b w:val="0"/>
+          <w:i w:val="0"/>
+          <w:color w:val="7B8491"/>
+          <w:sz w:val="22"/>
+        </w:rPr>
+        <w:t xml:space="preserve">  ｜  </w:t>
+      </w:r>
+      <w:r>
+        <w:rPr>
+          <w:rFonts w:ascii="Arial Unicode MS" w:hAnsi="Arial Unicode MS" w:eastAsia="Arial Unicode MS"/>
+          <w:b w:val="0"/>
+          <w:i w:val="0"/>
+          <w:color w:val="1A2340"/>
+          <w:sz w:val="22"/>
+        </w:rPr>
+        <w:t>我先問／會影響哪一句</w:t>
+      </w:r>
+    </w:p>
+    <w:tbl>
+      <w:tblPr>
+        <w:tblW w:type="dxa" w:w="9865"/>
+        <w:jc w:val="left"/>
+        <w:tblLayout w:type="fixed"/>
+        <w:tblLook w:firstColumn="1" w:firstRow="1" w:lastColumn="0" w:lastRow="0" w:noHBand="0" w:noVBand="1" w:val="04A0"/>
+        <w:tblInd w:type="dxa" w:w="0"/>
+      </w:tblPr>
+      <w:tblGrid>
+        <w:gridCol w:w="9865"/>
+      </w:tblGrid>
+      <w:tr>
+        <w:trPr>
+          <w:trHeight w:val="510" w:hRule="atLeast"/>
+        </w:trPr>
+        <w:tc>
+          <w:tcPr>
+            <w:tcW w:type="dxa" w:w="9865"/>
+            <w:tcMar>
+              <w:top w:w="0" w:type="dxa"/>
+              <w:start w:w="0" w:type="dxa"/>
+              <w:bottom w:w="0" w:type="dxa"/>
+              <w:end w:w="0" w:type="dxa"/>
+            </w:tcMar>
+            <w:tcBorders>
+              <w:top w:val="nil"/>
+              <w:bottom w:val="single" w:sz="5" w:space="0" w:color="CBD5E1"/>
+              <w:start w:val="nil"/>
+              <w:end w:val="nil"/>
+            </w:tcBorders>
+          </w:tcPr>
+          <w:p>
+            <w:pPr>
+              <w:spacing w:before="0" w:after="0" w:line="240" w:lineRule="auto"/>
+            </w:pPr>
+            <w:r>
+              <w:t xml:space="preserve"> </w:t>
+            </w:r>
+          </w:p>
+        </w:tc>
+      </w:tr>
+      <w:tr>
+        <w:trPr>
+          <w:trHeight w:val="510" w:hRule="atLeast"/>
+        </w:trPr>
+        <w:tc>
+          <w:tcPr>
+            <w:tcW w:type="dxa" w:w="9865"/>
+            <w:tcMar>
+              <w:top w:w="0" w:type="dxa"/>
+              <w:start w:w="0" w:type="dxa"/>
+              <w:bottom w:w="0" w:type="dxa"/>
+              <w:end w:w="0" w:type="dxa"/>
+            </w:tcMar>
+            <w:tcBorders>
+              <w:top w:val="nil"/>
+              <w:bottom w:val="single" w:sz="5" w:space="0" w:color="CBD5E1"/>
+              <w:start w:val="nil"/>
+              <w:end w:val="nil"/>
+            </w:tcBorders>
+          </w:tcPr>
+          <w:p>
+            <w:pPr>
+              <w:spacing w:before="0" w:after="0" w:line="240" w:lineRule="auto"/>
+            </w:pPr>
+            <w:r>
+              <w:t xml:space="preserve"> </w:t>
+            </w:r>
+          </w:p>
+        </w:tc>
+      </w:tr>
+      <w:tr>
+        <w:trPr>
+          <w:trHeight w:val="510" w:hRule="atLeast"/>
+        </w:trPr>
+        <w:tc>
+          <w:tcPr>
+            <w:tcW w:type="dxa" w:w="9865"/>
+            <w:tcMar>
+              <w:top w:w="0" w:type="dxa"/>
+              <w:start w:w="0" w:type="dxa"/>
+              <w:bottom w:w="0" w:type="dxa"/>
+              <w:end w:w="0" w:type="dxa"/>
+            </w:tcMar>
+            <w:tcBorders>
+              <w:top w:val="nil"/>
+              <w:bottom w:val="single" w:sz="5" w:space="0" w:color="CBD5E1"/>
+              <w:start w:val="nil"/>
+              <w:end w:val="nil"/>
+            </w:tcBorders>
+          </w:tcPr>
+          <w:p>
+            <w:pPr>
+              <w:spacing w:before="0" w:after="20" w:line="240" w:lineRule="auto"/>
+            </w:pPr>
+            <w:r>
+              <w:t xml:space="preserve"> </w:t>
+            </w:r>
+          </w:p>
+        </w:tc>
+      </w:tr>
+    </w:tbl>
+    <w:p>
+      <w:pPr>
+        <w:keepNext w:val="0"/>
+        <w:keepLines w:val="0"/>
+        <w:spacing w:before="60" w:after="40" w:line="293" w:lineRule="auto"/>
+      </w:pPr>
+      <w:r>
+        <w:rPr>
+          <w:rFonts w:ascii="Arial Unicode MS" w:hAnsi="Arial Unicode MS" w:eastAsia="Arial Unicode MS"/>
+          <w:b/>
+          <w:i w:val="0"/>
+          <w:color w:val="1A2340"/>
+          <w:sz w:val="22"/>
+        </w:rPr>
+        <w:t>先寫完，再看：補習班回答：『只訪問了有完成整套課程的人，沒問中途離開的人。』</w:t>
+      </w:r>
+    </w:p>
+    <w:p>
+      <w:pPr>
+        <w:keepNext w:val="0"/>
+        <w:keepLines w:val="0"/>
+        <w:spacing w:before="0" w:after="40" w:line="293" w:lineRule="auto"/>
+      </w:pPr>
+      <w:r>
+        <w:rPr>
+          <w:rFonts w:ascii="Arial Unicode MS" w:hAnsi="Arial Unicode MS" w:eastAsia="Arial Unicode MS"/>
+          <w:b w:val="0"/>
+          <w:i w:val="0"/>
+          <w:color w:val="1A2340"/>
+          <w:sz w:val="22"/>
+        </w:rPr>
+        <w:t>你現在會怎麼向朋友介紹這套方法？把能說的留下，不能確定的講清楚。</w:t>
+      </w:r>
+    </w:p>
+    <w:p>
+      <w:pPr>
+        <w:keepNext/>
+        <w:keepLines w:val="0"/>
+        <w:spacing w:before="20" w:after="20" w:line="293" w:lineRule="auto"/>
+      </w:pPr>
+      <w:r>
+        <w:rPr>
+          <w:rFonts w:ascii="Arial Unicode MS" w:hAnsi="Arial Unicode MS" w:eastAsia="Arial Unicode MS"/>
+          <w:b/>
+          <w:i w:val="0"/>
+          <w:color w:val="5B6573"/>
+          <w:sz w:val="22"/>
+        </w:rPr>
+        <w:t>再決定</w:t>
+      </w:r>
+      <w:r>
+        <w:rPr>
+          <w:rFonts w:ascii="Arial Unicode MS" w:hAnsi="Arial Unicode MS" w:eastAsia="Arial Unicode MS"/>
+          <w:b w:val="0"/>
+          <w:i w:val="0"/>
+          <w:color w:val="7B8491"/>
+          <w:sz w:val="22"/>
+        </w:rPr>
+        <w:t xml:space="preserve">  ｜  </w:t>
+      </w:r>
+      <w:r>
+        <w:rPr>
+          <w:rFonts w:ascii="Arial Unicode MS" w:hAnsi="Arial Unicode MS" w:eastAsia="Arial Unicode MS"/>
+          <w:b w:val="0"/>
+          <w:i w:val="0"/>
+          <w:color w:val="1A2340"/>
+          <w:sz w:val="22"/>
+        </w:rPr>
+        <w:t>現在我會怎麼說</w:t>
+      </w:r>
+    </w:p>
+    <w:tbl>
+      <w:tblPr>
+        <w:tblW w:type="dxa" w:w="9865"/>
+        <w:jc w:val="left"/>
+        <w:tblLayout w:type="fixed"/>
+        <w:tblLook w:firstColumn="1" w:firstRow="1" w:lastColumn="0" w:lastRow="0" w:noHBand="0" w:noVBand="1" w:val="04A0"/>
+        <w:tblInd w:type="dxa" w:w="0"/>
+      </w:tblPr>
+      <w:tblGrid>
+        <w:gridCol w:w="9865"/>
+      </w:tblGrid>
+      <w:tr>
+        <w:trPr>
+          <w:trHeight w:val="510" w:hRule="atLeast"/>
+        </w:trPr>
+        <w:tc>
+          <w:tcPr>
+            <w:tcW w:type="dxa" w:w="9865"/>
+            <w:tcMar>
+              <w:top w:w="0" w:type="dxa"/>
+              <w:start w:w="0" w:type="dxa"/>
+              <w:bottom w:w="0" w:type="dxa"/>
+              <w:end w:w="0" w:type="dxa"/>
+            </w:tcMar>
+            <w:tcBorders>
+              <w:top w:val="nil"/>
+              <w:bottom w:val="single" w:sz="5" w:space="0" w:color="CBD5E1"/>
+              <w:start w:val="nil"/>
+              <w:end w:val="nil"/>
+            </w:tcBorders>
+          </w:tcPr>
+          <w:p>
+            <w:pPr>
+              <w:spacing w:before="0" w:after="0" w:line="240" w:lineRule="auto"/>
+            </w:pPr>
+            <w:r>
+              <w:t xml:space="preserve"> </w:t>
+            </w:r>
+          </w:p>
+        </w:tc>
+      </w:tr>
+      <w:tr>
+        <w:trPr>
+          <w:trHeight w:val="510" w:hRule="atLeast"/>
+        </w:trPr>
+        <w:tc>
+          <w:tcPr>
+            <w:tcW w:type="dxa" w:w="9865"/>
+            <w:tcMar>
+              <w:top w:w="0" w:type="dxa"/>
+              <w:start w:w="0" w:type="dxa"/>
+              <w:bottom w:w="0" w:type="dxa"/>
+              <w:end w:w="0" w:type="dxa"/>
+            </w:tcMar>
+            <w:tcBorders>
+              <w:top w:val="nil"/>
+              <w:bottom w:val="single" w:sz="5" w:space="0" w:color="CBD5E1"/>
+              <w:start w:val="nil"/>
+              <w:end w:val="nil"/>
+            </w:tcBorders>
+          </w:tcPr>
+          <w:p>
+            <w:pPr>
+              <w:spacing w:before="0" w:after="0" w:line="240" w:lineRule="auto"/>
+            </w:pPr>
+            <w:r>
+              <w:t xml:space="preserve"> </w:t>
+            </w:r>
+          </w:p>
+        </w:tc>
+      </w:tr>
+      <w:tr>
+        <w:trPr>
+          <w:trHeight w:val="510" w:hRule="atLeast"/>
+        </w:trPr>
+        <w:tc>
+          <w:tcPr>
+            <w:tcW w:type="dxa" w:w="9865"/>
+            <w:tcMar>
+              <w:top w:w="0" w:type="dxa"/>
+              <w:start w:w="0" w:type="dxa"/>
+              <w:bottom w:w="0" w:type="dxa"/>
+              <w:end w:w="0" w:type="dxa"/>
+            </w:tcMar>
+            <w:tcBorders>
+              <w:top w:val="nil"/>
+              <w:bottom w:val="single" w:sz="5" w:space="0" w:color="CBD5E1"/>
+              <w:start w:val="nil"/>
+              <w:end w:val="nil"/>
+            </w:tcBorders>
+          </w:tcPr>
+          <w:p>
+            <w:pPr>
+              <w:spacing w:before="0" w:after="20" w:line="240" w:lineRule="auto"/>
+            </w:pPr>
+            <w:r>
+              <w:t xml:space="preserve"> </w:t>
+            </w:r>
+          </w:p>
+        </w:tc>
+      </w:tr>
+    </w:tbl>
     <w:p>
       <w:pPr>
         <w:keepNext/>
@@ -2416,426 +2816,6 @@
       <w:tblGrid>
         <w:gridCol w:w="9865"/>
       </w:tblGrid>
-      <w:tr>
-        <w:trPr>
-          <w:trHeight w:val="437" w:hRule="atLeast"/>
-        </w:trPr>
-        <w:tc>
-          <w:tcPr>
-            <w:tcW w:type="dxa" w:w="9865"/>
-            <w:tcMar>
-              <w:top w:w="0" w:type="dxa"/>
-              <w:start w:w="0" w:type="dxa"/>
-              <w:bottom w:w="0" w:type="dxa"/>
-              <w:end w:w="0" w:type="dxa"/>
-            </w:tcMar>
-            <w:tcBorders>
-              <w:top w:val="nil"/>
-              <w:bottom w:val="single" w:sz="5" w:space="0" w:color="CBD5E1"/>
-              <w:start w:val="nil"/>
-              <w:end w:val="nil"/>
-            </w:tcBorders>
-          </w:tcPr>
-          <w:p>
-            <w:pPr>
-              <w:spacing w:before="0" w:after="0" w:line="240" w:lineRule="auto"/>
-            </w:pPr>
-            <w:r>
-              <w:t xml:space="preserve"> </w:t>
-            </w:r>
-          </w:p>
-        </w:tc>
-      </w:tr>
-      <w:tr>
-        <w:trPr>
-          <w:trHeight w:val="437" w:hRule="atLeast"/>
-        </w:trPr>
-        <w:tc>
-          <w:tcPr>
-            <w:tcW w:type="dxa" w:w="9865"/>
-            <w:tcMar>
-              <w:top w:w="0" w:type="dxa"/>
-              <w:start w:w="0" w:type="dxa"/>
-              <w:bottom w:w="0" w:type="dxa"/>
-              <w:end w:w="0" w:type="dxa"/>
-            </w:tcMar>
-            <w:tcBorders>
-              <w:top w:val="nil"/>
-              <w:bottom w:val="single" w:sz="5" w:space="0" w:color="CBD5E1"/>
-              <w:start w:val="nil"/>
-              <w:end w:val="nil"/>
-            </w:tcBorders>
-          </w:tcPr>
-          <w:p>
-            <w:pPr>
-              <w:spacing w:before="0" w:after="0" w:line="240" w:lineRule="auto"/>
-            </w:pPr>
-            <w:r>
-              <w:t xml:space="preserve"> </w:t>
-            </w:r>
-          </w:p>
-        </w:tc>
-      </w:tr>
-      <w:tr>
-        <w:trPr>
-          <w:trHeight w:val="437" w:hRule="atLeast"/>
-        </w:trPr>
-        <w:tc>
-          <w:tcPr>
-            <w:tcW w:type="dxa" w:w="9865"/>
-            <w:tcMar>
-              <w:top w:w="0" w:type="dxa"/>
-              <w:start w:w="0" w:type="dxa"/>
-              <w:bottom w:w="0" w:type="dxa"/>
-              <w:end w:w="0" w:type="dxa"/>
-            </w:tcMar>
-            <w:tcBorders>
-              <w:top w:val="nil"/>
-              <w:bottom w:val="single" w:sz="5" w:space="0" w:color="CBD5E1"/>
-              <w:start w:val="nil"/>
-              <w:end w:val="nil"/>
-            </w:tcBorders>
-          </w:tcPr>
-          <w:p>
-            <w:pPr>
-              <w:spacing w:before="0" w:after="0" w:line="240" w:lineRule="auto"/>
-            </w:pPr>
-            <w:r>
-              <w:t xml:space="preserve"> </w:t>
-            </w:r>
-          </w:p>
-        </w:tc>
-      </w:tr>
-      <w:tr>
-        <w:trPr>
-          <w:trHeight w:val="437" w:hRule="atLeast"/>
-        </w:trPr>
-        <w:tc>
-          <w:tcPr>
-            <w:tcW w:type="dxa" w:w="9865"/>
-            <w:tcMar>
-              <w:top w:w="0" w:type="dxa"/>
-              <w:start w:w="0" w:type="dxa"/>
-              <w:bottom w:w="0" w:type="dxa"/>
-              <w:end w:w="0" w:type="dxa"/>
-            </w:tcMar>
-            <w:tcBorders>
-              <w:top w:val="nil"/>
-              <w:bottom w:val="single" w:sz="5" w:space="0" w:color="CBD5E1"/>
-              <w:start w:val="nil"/>
-              <w:end w:val="nil"/>
-            </w:tcBorders>
-          </w:tcPr>
-          <w:p>
-            <w:pPr>
-              <w:spacing w:before="0" w:after="0" w:line="240" w:lineRule="auto"/>
-            </w:pPr>
-            <w:r>
-              <w:t xml:space="preserve"> </w:t>
-            </w:r>
-          </w:p>
-        </w:tc>
-      </w:tr>
-      <w:tr>
-        <w:trPr>
-          <w:trHeight w:val="437" w:hRule="atLeast"/>
-        </w:trPr>
-        <w:tc>
-          <w:tcPr>
-            <w:tcW w:type="dxa" w:w="9865"/>
-            <w:tcMar>
-              <w:top w:w="0" w:type="dxa"/>
-              <w:start w:w="0" w:type="dxa"/>
-              <w:bottom w:w="0" w:type="dxa"/>
-              <w:end w:w="0" w:type="dxa"/>
-            </w:tcMar>
-            <w:tcBorders>
-              <w:top w:val="nil"/>
-              <w:bottom w:val="single" w:sz="5" w:space="0" w:color="CBD5E1"/>
-              <w:start w:val="nil"/>
-              <w:end w:val="nil"/>
-            </w:tcBorders>
-          </w:tcPr>
-          <w:p>
-            <w:pPr>
-              <w:spacing w:before="0" w:after="0" w:line="240" w:lineRule="auto"/>
-            </w:pPr>
-            <w:r>
-              <w:t xml:space="preserve"> </w:t>
-            </w:r>
-          </w:p>
-        </w:tc>
-      </w:tr>
-      <w:tr>
-        <w:trPr>
-          <w:trHeight w:val="437" w:hRule="atLeast"/>
-        </w:trPr>
-        <w:tc>
-          <w:tcPr>
-            <w:tcW w:type="dxa" w:w="9865"/>
-            <w:tcMar>
-              <w:top w:w="0" w:type="dxa"/>
-              <w:start w:w="0" w:type="dxa"/>
-              <w:bottom w:w="0" w:type="dxa"/>
-              <w:end w:w="0" w:type="dxa"/>
-            </w:tcMar>
-            <w:tcBorders>
-              <w:top w:val="nil"/>
-              <w:bottom w:val="single" w:sz="5" w:space="0" w:color="CBD5E1"/>
-              <w:start w:val="nil"/>
-              <w:end w:val="nil"/>
-            </w:tcBorders>
-          </w:tcPr>
-          <w:p>
-            <w:pPr>
-              <w:spacing w:before="0" w:after="0" w:line="240" w:lineRule="auto"/>
-            </w:pPr>
-            <w:r>
-              <w:t xml:space="preserve"> </w:t>
-            </w:r>
-          </w:p>
-        </w:tc>
-      </w:tr>
-      <w:tr>
-        <w:trPr>
-          <w:trHeight w:val="437" w:hRule="atLeast"/>
-        </w:trPr>
-        <w:tc>
-          <w:tcPr>
-            <w:tcW w:type="dxa" w:w="9865"/>
-            <w:tcMar>
-              <w:top w:w="0" w:type="dxa"/>
-              <w:start w:w="0" w:type="dxa"/>
-              <w:bottom w:w="0" w:type="dxa"/>
-              <w:end w:w="0" w:type="dxa"/>
-            </w:tcMar>
-            <w:tcBorders>
-              <w:top w:val="nil"/>
-              <w:bottom w:val="single" w:sz="5" w:space="0" w:color="CBD5E1"/>
-              <w:start w:val="nil"/>
-              <w:end w:val="nil"/>
-            </w:tcBorders>
-          </w:tcPr>
-          <w:p>
-            <w:pPr>
-              <w:spacing w:before="0" w:after="0" w:line="240" w:lineRule="auto"/>
-            </w:pPr>
-            <w:r>
-              <w:t xml:space="preserve"> </w:t>
-            </w:r>
-          </w:p>
-        </w:tc>
-      </w:tr>
-      <w:tr>
-        <w:trPr>
-          <w:trHeight w:val="437" w:hRule="atLeast"/>
-        </w:trPr>
-        <w:tc>
-          <w:tcPr>
-            <w:tcW w:type="dxa" w:w="9865"/>
-            <w:tcMar>
-              <w:top w:w="0" w:type="dxa"/>
-              <w:start w:w="0" w:type="dxa"/>
-              <w:bottom w:w="0" w:type="dxa"/>
-              <w:end w:w="0" w:type="dxa"/>
-            </w:tcMar>
-            <w:tcBorders>
-              <w:top w:val="nil"/>
-              <w:bottom w:val="single" w:sz="5" w:space="0" w:color="CBD5E1"/>
-              <w:start w:val="nil"/>
-              <w:end w:val="nil"/>
-            </w:tcBorders>
-          </w:tcPr>
-          <w:p>
-            <w:pPr>
-              <w:spacing w:before="0" w:after="0" w:line="240" w:lineRule="auto"/>
-            </w:pPr>
-            <w:r>
-              <w:t xml:space="preserve"> </w:t>
-            </w:r>
-          </w:p>
-        </w:tc>
-      </w:tr>
-      <w:tr>
-        <w:trPr>
-          <w:trHeight w:val="437" w:hRule="atLeast"/>
-        </w:trPr>
-        <w:tc>
-          <w:tcPr>
-            <w:tcW w:type="dxa" w:w="9865"/>
-            <w:tcMar>
-              <w:top w:w="0" w:type="dxa"/>
-              <w:start w:w="0" w:type="dxa"/>
-              <w:bottom w:w="0" w:type="dxa"/>
-              <w:end w:w="0" w:type="dxa"/>
-            </w:tcMar>
-            <w:tcBorders>
-              <w:top w:val="nil"/>
-              <w:bottom w:val="single" w:sz="5" w:space="0" w:color="CBD5E1"/>
-              <w:start w:val="nil"/>
-              <w:end w:val="nil"/>
-            </w:tcBorders>
-          </w:tcPr>
-          <w:p>
-            <w:pPr>
-              <w:spacing w:before="0" w:after="0" w:line="240" w:lineRule="auto"/>
-            </w:pPr>
-            <w:r>
-              <w:t xml:space="preserve"> </w:t>
-            </w:r>
-          </w:p>
-        </w:tc>
-      </w:tr>
-      <w:tr>
-        <w:trPr>
-          <w:trHeight w:val="437" w:hRule="atLeast"/>
-        </w:trPr>
-        <w:tc>
-          <w:tcPr>
-            <w:tcW w:type="dxa" w:w="9865"/>
-            <w:tcMar>
-              <w:top w:w="0" w:type="dxa"/>
-              <w:start w:w="0" w:type="dxa"/>
-              <w:bottom w:w="0" w:type="dxa"/>
-              <w:end w:w="0" w:type="dxa"/>
-            </w:tcMar>
-            <w:tcBorders>
-              <w:top w:val="nil"/>
-              <w:bottom w:val="single" w:sz="5" w:space="0" w:color="CBD5E1"/>
-              <w:start w:val="nil"/>
-              <w:end w:val="nil"/>
-            </w:tcBorders>
-          </w:tcPr>
-          <w:p>
-            <w:pPr>
-              <w:spacing w:before="0" w:after="0" w:line="240" w:lineRule="auto"/>
-            </w:pPr>
-            <w:r>
-              <w:t xml:space="preserve"> </w:t>
-            </w:r>
-          </w:p>
-        </w:tc>
-      </w:tr>
-      <w:tr>
-        <w:trPr>
-          <w:trHeight w:val="437" w:hRule="atLeast"/>
-        </w:trPr>
-        <w:tc>
-          <w:tcPr>
-            <w:tcW w:type="dxa" w:w="9865"/>
-            <w:tcMar>
-              <w:top w:w="0" w:type="dxa"/>
-              <w:start w:w="0" w:type="dxa"/>
-              <w:bottom w:w="0" w:type="dxa"/>
-              <w:end w:w="0" w:type="dxa"/>
-            </w:tcMar>
-            <w:tcBorders>
-              <w:top w:val="nil"/>
-              <w:bottom w:val="single" w:sz="5" w:space="0" w:color="CBD5E1"/>
-              <w:start w:val="nil"/>
-              <w:end w:val="nil"/>
-            </w:tcBorders>
-          </w:tcPr>
-          <w:p>
-            <w:pPr>
-              <w:spacing w:before="0" w:after="0" w:line="240" w:lineRule="auto"/>
-            </w:pPr>
-            <w:r>
-              <w:t xml:space="preserve"> </w:t>
-            </w:r>
-          </w:p>
-        </w:tc>
-      </w:tr>
-      <w:tr>
-        <w:trPr>
-          <w:trHeight w:val="437" w:hRule="atLeast"/>
-        </w:trPr>
-        <w:tc>
-          <w:tcPr>
-            <w:tcW w:type="dxa" w:w="9865"/>
-            <w:tcMar>
-              <w:top w:w="0" w:type="dxa"/>
-              <w:start w:w="0" w:type="dxa"/>
-              <w:bottom w:w="0" w:type="dxa"/>
-              <w:end w:w="0" w:type="dxa"/>
-            </w:tcMar>
-            <w:tcBorders>
-              <w:top w:val="nil"/>
-              <w:bottom w:val="single" w:sz="5" w:space="0" w:color="CBD5E1"/>
-              <w:start w:val="nil"/>
-              <w:end w:val="nil"/>
-            </w:tcBorders>
-          </w:tcPr>
-          <w:p>
-            <w:pPr>
-              <w:spacing w:before="0" w:after="0" w:line="240" w:lineRule="auto"/>
-            </w:pPr>
-            <w:r>
-              <w:t xml:space="preserve"> </w:t>
-            </w:r>
-          </w:p>
-        </w:tc>
-      </w:tr>
-      <w:tr>
-        <w:trPr>
-          <w:trHeight w:val="437" w:hRule="atLeast"/>
-        </w:trPr>
-        <w:tc>
-          <w:tcPr>
-            <w:tcW w:type="dxa" w:w="9865"/>
-            <w:tcMar>
-              <w:top w:w="0" w:type="dxa"/>
-              <w:start w:w="0" w:type="dxa"/>
-              <w:bottom w:w="0" w:type="dxa"/>
-              <w:end w:w="0" w:type="dxa"/>
-            </w:tcMar>
-            <w:tcBorders>
-              <w:top w:val="nil"/>
-              <w:bottom w:val="single" w:sz="5" w:space="0" w:color="CBD5E1"/>
-              <w:start w:val="nil"/>
-              <w:end w:val="nil"/>
-            </w:tcBorders>
-          </w:tcPr>
-          <w:p>
-            <w:pPr>
-              <w:spacing w:before="0" w:after="0" w:line="240" w:lineRule="auto"/>
-            </w:pPr>
-            <w:r>
-              <w:t xml:space="preserve"> </w:t>
-            </w:r>
-          </w:p>
-        </w:tc>
-      </w:tr>
-      <w:tr>
-        <w:trPr>
-          <w:trHeight w:val="437" w:hRule="atLeast"/>
-        </w:trPr>
-        <w:tc>
-          <w:tcPr>
-            <w:tcW w:type="dxa" w:w="9865"/>
-            <w:tcMar>
-              <w:top w:w="0" w:type="dxa"/>
-              <w:start w:w="0" w:type="dxa"/>
-              <w:bottom w:w="0" w:type="dxa"/>
-              <w:end w:w="0" w:type="dxa"/>
-            </w:tcMar>
-            <w:tcBorders>
-              <w:top w:val="nil"/>
-              <w:bottom w:val="single" w:sz="5" w:space="0" w:color="CBD5E1"/>
-              <w:start w:val="nil"/>
-              <w:end w:val="nil"/>
-            </w:tcBorders>
-          </w:tcPr>
-          <w:p>
-            <w:pPr>
-              <w:spacing w:before="0" w:after="0" w:line="240" w:lineRule="auto"/>
-            </w:pPr>
-            <w:r>
-              <w:t xml:space="preserve"> </w:t>
-            </w:r>
-          </w:p>
-        </w:tc>
-      </w:tr>
       <w:tr>
         <w:trPr>
           <w:trHeight w:val="437" w:hRule="atLeast"/>

--- a/worksheets/W9.docx
+++ b/worksheets/W9.docx
@@ -212,7 +212,7 @@
           <w:color w:val="1A2340"/>
           <w:sz w:val="22"/>
         </w:rPr>
-        <w:t>從 W8 抄回最重要的一句：</w:t>
+        <w:t>從 W8 定位最重要的一句（記頁／句；原本不在手先記待取回）：</w:t>
       </w:r>
     </w:p>
     <w:tbl>
@@ -3000,6 +3000,998 @@
         </w:tc>
       </w:tr>
     </w:tbl>
+    <w:p>
+      <w:pPr>
+        <w:keepNext/>
+        <w:keepLines w:val="0"/>
+        <w:pageBreakBefore/>
+        <w:spacing w:before="0" w:after="60" w:line="293" w:lineRule="auto"/>
+      </w:pPr>
+      <w:r>
+        <w:rPr>
+          <w:rFonts w:ascii="JetBrains Mono" w:hAnsi="JetBrains Mono" w:eastAsia="Arial Unicode MS"/>
+          <w:b/>
+          <w:i w:val="0"/>
+          <w:color w:val="1D4ED8"/>
+          <w:sz w:val="22"/>
+        </w:rPr>
+        <w:t>W9 / 05</w:t>
+      </w:r>
+    </w:p>
+    <w:p>
+      <w:pPr>
+        <w:keepNext/>
+        <w:keepLines w:val="0"/>
+        <w:spacing w:before="0" w:after="80" w:line="252" w:lineRule="auto"/>
+      </w:pPr>
+      <w:r>
+        <w:rPr>
+          <w:rFonts w:ascii="Arial Unicode MS" w:hAnsi="Arial Unicode MS" w:eastAsia="Arial Unicode MS"/>
+          <w:b/>
+          <w:i w:val="0"/>
+          <w:color w:val="1A2340"/>
+          <w:sz w:val="44"/>
+        </w:rPr>
+        <w:t>光走多久，等於星系幾歲嗎？</w:t>
+      </w:r>
+    </w:p>
+    <w:p>
+      <w:pPr>
+        <w:keepNext w:val="0"/>
+        <w:keepLines w:val="0"/>
+        <w:spacing w:before="0" w:after="140" w:line="293" w:lineRule="auto"/>
+      </w:pPr>
+      <w:r>
+        <w:rPr>
+          <w:rFonts w:ascii="Arial Unicode MS" w:hAnsi="Arial Unicode MS" w:eastAsia="Arial Unicode MS"/>
+          <w:b w:val="0"/>
+          <w:i w:val="0"/>
+          <w:color w:val="5B6573"/>
+          <w:sz w:val="22"/>
+        </w:rPr>
+        <w:t>有餘裕或課餘選做；可留白、不計分、不追交。題目在同一份歷程本，詳解在本週最後。</w:t>
+      </w:r>
+    </w:p>
+    <w:p>
+      <w:pPr>
+        <w:keepNext w:val="0"/>
+        <w:keepLines w:val="0"/>
+        <w:spacing w:before="0" w:after="120" w:line="293" w:lineRule="auto"/>
+      </w:pPr>
+      <w:r>
+        <w:rPr>
+          <w:rFonts w:ascii="Arial Unicode MS" w:hAnsi="Arial Unicode MS" w:eastAsia="Arial Unicode MS"/>
+          <w:b w:val="0"/>
+          <w:i w:val="0"/>
+          <w:color w:val="1A2340"/>
+          <w:sz w:val="21"/>
+        </w:rPr>
+        <w:t>115 學測自然第 2 題（C）｜印刷第 1 頁；依公開題材節錄／重排，任務為本課改編。</w:t>
+      </w:r>
+    </w:p>
+    <w:p>
+      <w:pPr>
+        <w:keepNext w:val="0"/>
+        <w:keepLines w:val="0"/>
+        <w:spacing w:before="0" w:after="120" w:line="293" w:lineRule="auto"/>
+      </w:pPr>
+      <w:r>
+        <w:rPr>
+          <w:rFonts w:ascii="Arial Unicode MS" w:hAnsi="Arial Unicode MS" w:eastAsia="Arial Unicode MS"/>
+          <w:b w:val="0"/>
+          <w:i w:val="0"/>
+          <w:color w:val="1A2340"/>
+          <w:sz w:val="22"/>
+        </w:rPr>
+        <w:t>原題有一個待判斷的說法：「距離地球五百萬光年的星系，其年齡是五百萬年。」</w:t>
+      </w:r>
+    </w:p>
+    <w:p>
+      <w:pPr>
+        <w:keepNext/>
+        <w:keepLines w:val="0"/>
+        <w:spacing w:before="160" w:after="60" w:line="293" w:lineRule="auto"/>
+      </w:pPr>
+      <w:r>
+        <w:rPr>
+          <w:rFonts w:ascii="Arial Unicode MS" w:hAnsi="Arial Unicode MS" w:eastAsia="Arial Unicode MS"/>
+          <w:b/>
+          <w:i w:val="0"/>
+          <w:color w:val="1A2340"/>
+          <w:sz w:val="30"/>
+        </w:rPr>
+        <w:t>任務｜不重抄題文</w:t>
+      </w:r>
+    </w:p>
+    <w:p>
+      <w:pPr>
+        <w:keepNext w:val="0"/>
+        <w:keepLines w:val="0"/>
+        <w:spacing w:before="0" w:after="100" w:line="293" w:lineRule="auto"/>
+      </w:pPr>
+      <w:r>
+        <w:rPr>
+          <w:rFonts w:ascii="Arial Unicode MS" w:hAnsi="Arial Unicode MS" w:eastAsia="Arial Unicode MS"/>
+          <w:b w:val="0"/>
+          <w:i w:val="0"/>
+          <w:color w:val="1A2340"/>
+          <w:sz w:val="22"/>
+        </w:rPr>
+        <w:t>先判這句能否成立。選一個最有力的追問，指出它混用了哪兩段時間；再把目前能說的話寫準。正式卷收齊後才取用，本題不回補 W9 分數。</w:t>
+      </w:r>
+    </w:p>
+    <w:p>
+      <w:pPr>
+        <w:keepNext w:val="0"/>
+        <w:keepLines w:val="0"/>
+        <w:spacing w:before="0" w:after="100" w:line="293" w:lineRule="auto"/>
+      </w:pPr>
+      <w:r>
+        <w:rPr>
+          <w:rFonts w:ascii="Arial Unicode MS" w:hAnsi="Arial Unicode MS" w:eastAsia="Arial Unicode MS"/>
+          <w:b w:val="0"/>
+          <w:i w:val="0"/>
+          <w:color w:val="1A2340"/>
+          <w:sz w:val="21"/>
+        </w:rPr>
+        <w:t>先備回查｜光年是距離：光在一年走的路程。這題用距離÷光速估傳播時間，不討論宇宙膨脹修正。</w:t>
+      </w:r>
+    </w:p>
+    <w:p>
+      <w:pPr>
+        <w:keepNext/>
+        <w:keepLines w:val="0"/>
+        <w:spacing w:before="120" w:after="60" w:line="293" w:lineRule="auto"/>
+      </w:pPr>
+      <w:r>
+        <w:rPr>
+          <w:rFonts w:ascii="Arial Unicode MS" w:hAnsi="Arial Unicode MS" w:eastAsia="Arial Unicode MS"/>
+          <w:b/>
+          <w:i w:val="0"/>
+          <w:color w:val="1A2340"/>
+          <w:sz w:val="30"/>
+        </w:rPr>
+        <w:t>需要時才看提示</w:t>
+      </w:r>
+    </w:p>
+    <w:p>
+      <w:pPr>
+        <w:keepNext w:val="0"/>
+        <w:keepLines w:val="0"/>
+        <w:spacing w:before="0" w:after="80" w:line="293" w:lineRule="auto"/>
+      </w:pPr>
+      <w:r>
+        <w:rPr>
+          <w:rFonts w:ascii="Arial Unicode MS" w:hAnsi="Arial Unicode MS" w:eastAsia="Arial Unicode MS"/>
+          <w:b w:val="0"/>
+          <w:i w:val="0"/>
+          <w:color w:val="1A2340"/>
+          <w:sz w:val="22"/>
+        </w:rPr>
+        <w:t>1｜分清量：光年是距離還是年齡？</w:t>
+      </w:r>
+    </w:p>
+    <w:p>
+      <w:pPr>
+        <w:keepNext w:val="0"/>
+        <w:keepLines w:val="0"/>
+        <w:spacing w:before="0" w:after="80" w:line="293" w:lineRule="auto"/>
+      </w:pPr>
+      <w:r>
+        <w:rPr>
+          <w:rFonts w:ascii="Arial Unicode MS" w:hAnsi="Arial Unicode MS" w:eastAsia="Arial Unicode MS"/>
+          <w:b w:val="0"/>
+          <w:i w:val="0"/>
+          <w:color w:val="1A2340"/>
+          <w:sz w:val="22"/>
+        </w:rPr>
+        <w:t>2｜找被偷接的時間：光發出前，星系已存在多久？題目交代了嗎？</w:t>
+      </w:r>
+    </w:p>
+    <w:p>
+      <w:pPr>
+        <w:keepNext w:val="0"/>
+        <w:keepLines w:val="0"/>
+        <w:spacing w:before="0" w:after="80" w:line="293" w:lineRule="auto"/>
+      </w:pPr>
+      <w:r>
+        <w:rPr>
+          <w:rFonts w:ascii="Arial Unicode MS" w:hAnsi="Arial Unicode MS" w:eastAsia="Arial Unicode MS"/>
+          <w:b w:val="0"/>
+          <w:i w:val="0"/>
+          <w:color w:val="1A2340"/>
+          <w:sz w:val="22"/>
+        </w:rPr>
+        <w:t>3｜改寫可支持範圍：先只寫由距離和光速能估出的時間。</w:t>
+      </w:r>
+    </w:p>
+    <w:p>
+      <w:pPr>
+        <w:keepNext w:val="0"/>
+        <w:keepLines w:val="0"/>
+        <w:spacing w:before="120" w:after="80" w:line="293" w:lineRule="auto"/>
+      </w:pPr>
+      <w:r>
+        <w:rPr>
+          <w:rFonts w:ascii="Arial Unicode MS" w:hAnsi="Arial Unicode MS" w:eastAsia="Arial Unicode MS"/>
+          <w:b w:val="0"/>
+          <w:i w:val="0"/>
+          <w:color w:val="1A2340"/>
+          <w:sz w:val="22"/>
+        </w:rPr>
+        <w:t>W9：追問要碰到承重前提，指出哪一句會因此改變。</w:t>
+      </w:r>
+    </w:p>
+    <w:p>
+      <w:pPr>
+        <w:keepNext w:val="0"/>
+        <w:keepLines w:val="0"/>
+        <w:spacing w:before="0" w:after="60" w:line="293" w:lineRule="auto"/>
+      </w:pPr>
+      <w:r>
+        <w:rPr>
+          <w:rFonts w:ascii="Arial Unicode MS" w:hAnsi="Arial Unicode MS" w:eastAsia="Arial Unicode MS"/>
+          <w:b w:val="0"/>
+          <w:i w:val="0"/>
+          <w:color w:val="1A2340"/>
+          <w:sz w:val="18"/>
+        </w:rPr>
+        <w:t>完整原卷：https://www.ceec.edu.tw/files/file_pool/1/0q054346117821958325/06-115%E5%AD%B8%E6%B8%AC%E8%87%AA%E7%84%B6%E8%A9%A6%E5%8D%B7.pdf#page=2</w:t>
+      </w:r>
+    </w:p>
+    <w:p>
+      <w:pPr>
+        <w:keepNext w:val="0"/>
+        <w:keepLines w:val="0"/>
+        <w:spacing w:before="0" w:after="60" w:line="293" w:lineRule="auto"/>
+      </w:pPr>
+      <w:r>
+        <w:rPr>
+          <w:rFonts w:ascii="Arial Unicode MS" w:hAnsi="Arial Unicode MS" w:eastAsia="Arial Unicode MS"/>
+          <w:b w:val="0"/>
+          <w:i w:val="0"/>
+          <w:color w:val="1A2340"/>
+          <w:sz w:val="21"/>
+        </w:rPr>
+        <w:t>詳解在本週投影最後。整本收回後，從同一份線上歷程本取題；不另印一張卡。</w:t>
+      </w:r>
+    </w:p>
+    <w:p>
+      <w:pPr>
+        <w:keepNext/>
+        <w:keepLines w:val="0"/>
+        <w:pageBreakBefore/>
+        <w:spacing w:before="0" w:after="60" w:line="293" w:lineRule="auto"/>
+      </w:pPr>
+      <w:r>
+        <w:rPr>
+          <w:rFonts w:ascii="JetBrains Mono" w:hAnsi="JetBrains Mono" w:eastAsia="Arial Unicode MS"/>
+          <w:b/>
+          <w:i w:val="0"/>
+          <w:color w:val="1D4ED8"/>
+          <w:sz w:val="22"/>
+        </w:rPr>
+        <w:t>W9 / 06</w:t>
+      </w:r>
+    </w:p>
+    <w:p>
+      <w:pPr>
+        <w:keepNext/>
+        <w:keepLines w:val="0"/>
+        <w:spacing w:before="0" w:after="80" w:line="252" w:lineRule="auto"/>
+      </w:pPr>
+      <w:r>
+        <w:rPr>
+          <w:rFonts w:ascii="Arial Unicode MS" w:hAnsi="Arial Unicode MS" w:eastAsia="Arial Unicode MS"/>
+          <w:b/>
+          <w:i w:val="0"/>
+          <w:color w:val="1A2340"/>
+          <w:sz w:val="44"/>
+        </w:rPr>
+        <w:t>保留自己的解題來路</w:t>
+      </w:r>
+    </w:p>
+    <w:p>
+      <w:pPr>
+        <w:keepNext w:val="0"/>
+        <w:keepLines w:val="0"/>
+        <w:spacing w:before="0" w:after="140" w:line="293" w:lineRule="auto"/>
+      </w:pPr>
+      <w:r>
+        <w:rPr>
+          <w:rFonts w:ascii="Arial Unicode MS" w:hAnsi="Arial Unicode MS" w:eastAsia="Arial Unicode MS"/>
+          <w:b w:val="0"/>
+          <w:i w:val="0"/>
+          <w:color w:val="5B6573"/>
+          <w:sz w:val="22"/>
+        </w:rPr>
+        <w:t>可留白；這兩頁隨整本保管，不計分、不追交、不另上傳。</w:t>
+      </w:r>
+    </w:p>
+    <w:p>
+      <w:pPr>
+        <w:keepNext/>
+        <w:keepLines w:val="0"/>
+        <w:spacing w:before="100" w:after="40" w:line="293" w:lineRule="auto"/>
+      </w:pPr>
+      <w:r>
+        <w:rPr>
+          <w:rFonts w:ascii="JetBrains Mono" w:hAnsi="JetBrains Mono" w:eastAsia="Arial Unicode MS"/>
+          <w:b/>
+          <w:i w:val="0"/>
+          <w:color w:val="1D4ED8"/>
+          <w:sz w:val="30"/>
+        </w:rPr>
+        <w:t>01</w:t>
+      </w:r>
+      <w:r>
+        <w:rPr>
+          <w:rFonts w:ascii="Arial Unicode MS" w:hAnsi="Arial Unicode MS" w:eastAsia="Arial Unicode MS"/>
+          <w:b w:val="0"/>
+          <w:i w:val="0"/>
+          <w:color w:val="1D4ED8"/>
+          <w:sz w:val="30"/>
+        </w:rPr>
+        <w:t xml:space="preserve">  </w:t>
+      </w:r>
+      <w:r>
+        <w:rPr>
+          <w:rFonts w:ascii="Arial Unicode MS" w:hAnsi="Arial Unicode MS" w:eastAsia="Arial Unicode MS"/>
+          <w:b/>
+          <w:i w:val="0"/>
+          <w:color w:val="1A2340"/>
+          <w:sz w:val="30"/>
+        </w:rPr>
+        <w:t>初答與依據</w:t>
+      </w:r>
+    </w:p>
+    <w:p>
+      <w:pPr>
+        <w:keepNext w:val="0"/>
+        <w:keepLines w:val="0"/>
+        <w:spacing w:before="0" w:after="40" w:line="293" w:lineRule="auto"/>
+      </w:pPr>
+      <w:r>
+        <w:rPr>
+          <w:rFonts w:ascii="Arial Unicode MS" w:hAnsi="Arial Unicode MS" w:eastAsia="Arial Unicode MS"/>
+          <w:b w:val="0"/>
+          <w:i w:val="0"/>
+          <w:color w:val="1A2340"/>
+          <w:sz w:val="22"/>
+        </w:rPr>
+        <w:t>先自己解；可畫圖、圈原材料、寫算式或記卡點。</w:t>
+      </w:r>
+    </w:p>
+    <w:tbl>
+      <w:tblPr>
+        <w:tblW w:type="dxa" w:w="9865"/>
+        <w:jc w:val="left"/>
+        <w:tblLayout w:type="fixed"/>
+        <w:tblLook w:firstColumn="1" w:firstRow="1" w:lastColumn="0" w:lastRow="0" w:noHBand="0" w:noVBand="1" w:val="04A0"/>
+        <w:tblInd w:type="dxa" w:w="0"/>
+      </w:tblPr>
+      <w:tblGrid>
+        <w:gridCol w:w="9865"/>
+      </w:tblGrid>
+      <w:tr>
+        <w:trPr>
+          <w:trHeight w:val="454" w:hRule="atLeast"/>
+        </w:trPr>
+        <w:tc>
+          <w:tcPr>
+            <w:tcW w:type="dxa" w:w="9865"/>
+            <w:tcMar>
+              <w:top w:w="0" w:type="dxa"/>
+              <w:start w:w="0" w:type="dxa"/>
+              <w:bottom w:w="0" w:type="dxa"/>
+              <w:end w:w="0" w:type="dxa"/>
+            </w:tcMar>
+            <w:tcBorders>
+              <w:top w:val="nil"/>
+              <w:bottom w:val="single" w:sz="5" w:space="0" w:color="CBD5E1"/>
+              <w:start w:val="nil"/>
+              <w:end w:val="nil"/>
+            </w:tcBorders>
+          </w:tcPr>
+          <w:p>
+            <w:pPr>
+              <w:spacing w:before="0" w:after="0" w:line="240" w:lineRule="auto"/>
+            </w:pPr>
+            <w:r>
+              <w:t xml:space="preserve"> </w:t>
+            </w:r>
+          </w:p>
+        </w:tc>
+      </w:tr>
+      <w:tr>
+        <w:trPr>
+          <w:trHeight w:val="454" w:hRule="atLeast"/>
+        </w:trPr>
+        <w:tc>
+          <w:tcPr>
+            <w:tcW w:type="dxa" w:w="9865"/>
+            <w:tcMar>
+              <w:top w:w="0" w:type="dxa"/>
+              <w:start w:w="0" w:type="dxa"/>
+              <w:bottom w:w="0" w:type="dxa"/>
+              <w:end w:w="0" w:type="dxa"/>
+            </w:tcMar>
+            <w:tcBorders>
+              <w:top w:val="nil"/>
+              <w:bottom w:val="single" w:sz="5" w:space="0" w:color="CBD5E1"/>
+              <w:start w:val="nil"/>
+              <w:end w:val="nil"/>
+            </w:tcBorders>
+          </w:tcPr>
+          <w:p>
+            <w:pPr>
+              <w:spacing w:before="0" w:after="0" w:line="240" w:lineRule="auto"/>
+            </w:pPr>
+            <w:r>
+              <w:t xml:space="preserve"> </w:t>
+            </w:r>
+          </w:p>
+        </w:tc>
+      </w:tr>
+      <w:tr>
+        <w:trPr>
+          <w:trHeight w:val="454" w:hRule="atLeast"/>
+        </w:trPr>
+        <w:tc>
+          <w:tcPr>
+            <w:tcW w:type="dxa" w:w="9865"/>
+            <w:tcMar>
+              <w:top w:w="0" w:type="dxa"/>
+              <w:start w:w="0" w:type="dxa"/>
+              <w:bottom w:w="0" w:type="dxa"/>
+              <w:end w:w="0" w:type="dxa"/>
+            </w:tcMar>
+            <w:tcBorders>
+              <w:top w:val="nil"/>
+              <w:bottom w:val="single" w:sz="5" w:space="0" w:color="CBD5E1"/>
+              <w:start w:val="nil"/>
+              <w:end w:val="nil"/>
+            </w:tcBorders>
+          </w:tcPr>
+          <w:p>
+            <w:pPr>
+              <w:spacing w:before="0" w:after="0" w:line="240" w:lineRule="auto"/>
+            </w:pPr>
+            <w:r>
+              <w:t xml:space="preserve"> </w:t>
+            </w:r>
+          </w:p>
+        </w:tc>
+      </w:tr>
+      <w:tr>
+        <w:trPr>
+          <w:trHeight w:val="454" w:hRule="atLeast"/>
+        </w:trPr>
+        <w:tc>
+          <w:tcPr>
+            <w:tcW w:type="dxa" w:w="9865"/>
+            <w:tcMar>
+              <w:top w:w="0" w:type="dxa"/>
+              <w:start w:w="0" w:type="dxa"/>
+              <w:bottom w:w="0" w:type="dxa"/>
+              <w:end w:w="0" w:type="dxa"/>
+            </w:tcMar>
+            <w:tcBorders>
+              <w:top w:val="nil"/>
+              <w:bottom w:val="single" w:sz="5" w:space="0" w:color="CBD5E1"/>
+              <w:start w:val="nil"/>
+              <w:end w:val="nil"/>
+            </w:tcBorders>
+          </w:tcPr>
+          <w:p>
+            <w:pPr>
+              <w:spacing w:before="0" w:after="0" w:line="240" w:lineRule="auto"/>
+            </w:pPr>
+            <w:r>
+              <w:t xml:space="preserve"> </w:t>
+            </w:r>
+          </w:p>
+        </w:tc>
+      </w:tr>
+      <w:tr>
+        <w:trPr>
+          <w:trHeight w:val="454" w:hRule="atLeast"/>
+        </w:trPr>
+        <w:tc>
+          <w:tcPr>
+            <w:tcW w:type="dxa" w:w="9865"/>
+            <w:tcMar>
+              <w:top w:w="0" w:type="dxa"/>
+              <w:start w:w="0" w:type="dxa"/>
+              <w:bottom w:w="0" w:type="dxa"/>
+              <w:end w:w="0" w:type="dxa"/>
+            </w:tcMar>
+            <w:tcBorders>
+              <w:top w:val="nil"/>
+              <w:bottom w:val="single" w:sz="5" w:space="0" w:color="CBD5E1"/>
+              <w:start w:val="nil"/>
+              <w:end w:val="nil"/>
+            </w:tcBorders>
+          </w:tcPr>
+          <w:p>
+            <w:pPr>
+              <w:spacing w:before="0" w:after="0" w:line="240" w:lineRule="auto"/>
+            </w:pPr>
+            <w:r>
+              <w:t xml:space="preserve"> </w:t>
+            </w:r>
+          </w:p>
+        </w:tc>
+      </w:tr>
+    </w:tbl>
+    <w:p>
+      <w:pPr>
+        <w:keepNext/>
+        <w:keepLines w:val="0"/>
+        <w:spacing w:before="100" w:after="40" w:line="293" w:lineRule="auto"/>
+      </w:pPr>
+      <w:r>
+        <w:rPr>
+          <w:rFonts w:ascii="JetBrains Mono" w:hAnsi="JetBrains Mono" w:eastAsia="Arial Unicode MS"/>
+          <w:b/>
+          <w:i w:val="0"/>
+          <w:color w:val="1D4ED8"/>
+          <w:sz w:val="30"/>
+        </w:rPr>
+        <w:t>02</w:t>
+      </w:r>
+      <w:r>
+        <w:rPr>
+          <w:rFonts w:ascii="Arial Unicode MS" w:hAnsi="Arial Unicode MS" w:eastAsia="Arial Unicode MS"/>
+          <w:b w:val="0"/>
+          <w:i w:val="0"/>
+          <w:color w:val="1D4ED8"/>
+          <w:sz w:val="30"/>
+        </w:rPr>
+        <w:t xml:space="preserve">  </w:t>
+      </w:r>
+      <w:r>
+        <w:rPr>
+          <w:rFonts w:ascii="Arial Unicode MS" w:hAnsi="Arial Unicode MS" w:eastAsia="Arial Unicode MS"/>
+          <w:b/>
+          <w:i w:val="0"/>
+          <w:color w:val="1A2340"/>
+          <w:sz w:val="30"/>
+        </w:rPr>
+        <w:t>提示／回查／真實讀者回應</w:t>
+      </w:r>
+    </w:p>
+    <w:p>
+      <w:pPr>
+        <w:keepNext w:val="0"/>
+        <w:keepLines w:val="0"/>
+        <w:spacing w:before="0" w:after="40" w:line="293" w:lineRule="auto"/>
+      </w:pPr>
+      <w:r>
+        <w:rPr>
+          <w:rFonts w:ascii="Arial Unicode MS" w:hAnsi="Arial Unicode MS" w:eastAsia="Arial Unicode MS"/>
+          <w:b w:val="0"/>
+          <w:i w:val="0"/>
+          <w:color w:val="1A2340"/>
+          <w:sz w:val="22"/>
+        </w:rPr>
+        <w:t>提示 □未用 □1 □2 □3；自己做：記一處回查發現。有搭檔才記對方實際說的話。</w:t>
+      </w:r>
+    </w:p>
+    <w:tbl>
+      <w:tblPr>
+        <w:tblW w:type="dxa" w:w="9865"/>
+        <w:jc w:val="left"/>
+        <w:tblLayout w:type="fixed"/>
+        <w:tblLook w:firstColumn="1" w:firstRow="1" w:lastColumn="0" w:lastRow="0" w:noHBand="0" w:noVBand="1" w:val="04A0"/>
+        <w:tblInd w:type="dxa" w:w="0"/>
+      </w:tblPr>
+      <w:tblGrid>
+        <w:gridCol w:w="9865"/>
+      </w:tblGrid>
+      <w:tr>
+        <w:trPr>
+          <w:trHeight w:val="454" w:hRule="atLeast"/>
+        </w:trPr>
+        <w:tc>
+          <w:tcPr>
+            <w:tcW w:type="dxa" w:w="9865"/>
+            <w:tcMar>
+              <w:top w:w="0" w:type="dxa"/>
+              <w:start w:w="0" w:type="dxa"/>
+              <w:bottom w:w="0" w:type="dxa"/>
+              <w:end w:w="0" w:type="dxa"/>
+            </w:tcMar>
+            <w:tcBorders>
+              <w:top w:val="nil"/>
+              <w:bottom w:val="single" w:sz="5" w:space="0" w:color="CBD5E1"/>
+              <w:start w:val="nil"/>
+              <w:end w:val="nil"/>
+            </w:tcBorders>
+          </w:tcPr>
+          <w:p>
+            <w:pPr>
+              <w:spacing w:before="0" w:after="0" w:line="240" w:lineRule="auto"/>
+            </w:pPr>
+            <w:r>
+              <w:t xml:space="preserve"> </w:t>
+            </w:r>
+          </w:p>
+        </w:tc>
+      </w:tr>
+      <w:tr>
+        <w:trPr>
+          <w:trHeight w:val="454" w:hRule="atLeast"/>
+        </w:trPr>
+        <w:tc>
+          <w:tcPr>
+            <w:tcW w:type="dxa" w:w="9865"/>
+            <w:tcMar>
+              <w:top w:w="0" w:type="dxa"/>
+              <w:start w:w="0" w:type="dxa"/>
+              <w:bottom w:w="0" w:type="dxa"/>
+              <w:end w:w="0" w:type="dxa"/>
+            </w:tcMar>
+            <w:tcBorders>
+              <w:top w:val="nil"/>
+              <w:bottom w:val="single" w:sz="5" w:space="0" w:color="CBD5E1"/>
+              <w:start w:val="nil"/>
+              <w:end w:val="nil"/>
+            </w:tcBorders>
+          </w:tcPr>
+          <w:p>
+            <w:pPr>
+              <w:spacing w:before="0" w:after="0" w:line="240" w:lineRule="auto"/>
+            </w:pPr>
+            <w:r>
+              <w:t xml:space="preserve"> </w:t>
+            </w:r>
+          </w:p>
+        </w:tc>
+      </w:tr>
+      <w:tr>
+        <w:trPr>
+          <w:trHeight w:val="454" w:hRule="atLeast"/>
+        </w:trPr>
+        <w:tc>
+          <w:tcPr>
+            <w:tcW w:type="dxa" w:w="9865"/>
+            <w:tcMar>
+              <w:top w:w="0" w:type="dxa"/>
+              <w:start w:w="0" w:type="dxa"/>
+              <w:bottom w:w="0" w:type="dxa"/>
+              <w:end w:w="0" w:type="dxa"/>
+            </w:tcMar>
+            <w:tcBorders>
+              <w:top w:val="nil"/>
+              <w:bottom w:val="single" w:sz="5" w:space="0" w:color="CBD5E1"/>
+              <w:start w:val="nil"/>
+              <w:end w:val="nil"/>
+            </w:tcBorders>
+          </w:tcPr>
+          <w:p>
+            <w:pPr>
+              <w:spacing w:before="0" w:after="0" w:line="240" w:lineRule="auto"/>
+            </w:pPr>
+            <w:r>
+              <w:t xml:space="preserve"> </w:t>
+            </w:r>
+          </w:p>
+        </w:tc>
+      </w:tr>
+    </w:tbl>
+    <w:p>
+      <w:pPr>
+        <w:keepNext/>
+        <w:keepLines w:val="0"/>
+        <w:spacing w:before="100" w:after="40" w:line="293" w:lineRule="auto"/>
+      </w:pPr>
+      <w:r>
+        <w:rPr>
+          <w:rFonts w:ascii="JetBrains Mono" w:hAnsi="JetBrains Mono" w:eastAsia="Arial Unicode MS"/>
+          <w:b/>
+          <w:i w:val="0"/>
+          <w:color w:val="1D4ED8"/>
+          <w:sz w:val="30"/>
+        </w:rPr>
+        <w:t>03</w:t>
+      </w:r>
+      <w:r>
+        <w:rPr>
+          <w:rFonts w:ascii="Arial Unicode MS" w:hAnsi="Arial Unicode MS" w:eastAsia="Arial Unicode MS"/>
+          <w:b w:val="0"/>
+          <w:i w:val="0"/>
+          <w:color w:val="1D4ED8"/>
+          <w:sz w:val="30"/>
+        </w:rPr>
+        <w:t xml:space="preserve">  </w:t>
+      </w:r>
+      <w:r>
+        <w:rPr>
+          <w:rFonts w:ascii="Arial Unicode MS" w:hAnsi="Arial Unicode MS" w:eastAsia="Arial Unicode MS"/>
+          <w:b/>
+          <w:i w:val="0"/>
+          <w:color w:val="1A2340"/>
+          <w:sz w:val="30"/>
+        </w:rPr>
+        <w:t>本人改／留與理由</w:t>
+      </w:r>
+    </w:p>
+    <w:p>
+      <w:pPr>
+        <w:keepNext w:val="0"/>
+        <w:keepLines w:val="0"/>
+        <w:spacing w:before="0" w:after="40" w:line="293" w:lineRule="auto"/>
+      </w:pPr>
+      <w:r>
+        <w:rPr>
+          <w:rFonts w:ascii="Arial Unicode MS" w:hAnsi="Arial Unicode MS" w:eastAsia="Arial Unicode MS"/>
+          <w:b w:val="0"/>
+          <w:i w:val="0"/>
+          <w:color w:val="1A2340"/>
+          <w:sz w:val="22"/>
+        </w:rPr>
+        <w:t>哪個字、關係或步驟要改？保留也要指一處依據。</w:t>
+      </w:r>
+    </w:p>
+    <w:tbl>
+      <w:tblPr>
+        <w:tblW w:type="dxa" w:w="9865"/>
+        <w:jc w:val="left"/>
+        <w:tblLayout w:type="fixed"/>
+        <w:tblLook w:firstColumn="1" w:firstRow="1" w:lastColumn="0" w:lastRow="0" w:noHBand="0" w:noVBand="1" w:val="04A0"/>
+        <w:tblInd w:type="dxa" w:w="0"/>
+      </w:tblPr>
+      <w:tblGrid>
+        <w:gridCol w:w="9865"/>
+      </w:tblGrid>
+      <w:tr>
+        <w:trPr>
+          <w:trHeight w:val="454" w:hRule="atLeast"/>
+        </w:trPr>
+        <w:tc>
+          <w:tcPr>
+            <w:tcW w:type="dxa" w:w="9865"/>
+            <w:tcMar>
+              <w:top w:w="0" w:type="dxa"/>
+              <w:start w:w="0" w:type="dxa"/>
+              <w:bottom w:w="0" w:type="dxa"/>
+              <w:end w:w="0" w:type="dxa"/>
+            </w:tcMar>
+            <w:tcBorders>
+              <w:top w:val="nil"/>
+              <w:bottom w:val="single" w:sz="5" w:space="0" w:color="CBD5E1"/>
+              <w:start w:val="nil"/>
+              <w:end w:val="nil"/>
+            </w:tcBorders>
+          </w:tcPr>
+          <w:p>
+            <w:pPr>
+              <w:spacing w:before="0" w:after="0" w:line="240" w:lineRule="auto"/>
+            </w:pPr>
+            <w:r>
+              <w:t xml:space="preserve"> </w:t>
+            </w:r>
+          </w:p>
+        </w:tc>
+      </w:tr>
+      <w:tr>
+        <w:trPr>
+          <w:trHeight w:val="454" w:hRule="atLeast"/>
+        </w:trPr>
+        <w:tc>
+          <w:tcPr>
+            <w:tcW w:type="dxa" w:w="9865"/>
+            <w:tcMar>
+              <w:top w:w="0" w:type="dxa"/>
+              <w:start w:w="0" w:type="dxa"/>
+              <w:bottom w:w="0" w:type="dxa"/>
+              <w:end w:w="0" w:type="dxa"/>
+            </w:tcMar>
+            <w:tcBorders>
+              <w:top w:val="nil"/>
+              <w:bottom w:val="single" w:sz="5" w:space="0" w:color="CBD5E1"/>
+              <w:start w:val="nil"/>
+              <w:end w:val="nil"/>
+            </w:tcBorders>
+          </w:tcPr>
+          <w:p>
+            <w:pPr>
+              <w:spacing w:before="0" w:after="0" w:line="240" w:lineRule="auto"/>
+            </w:pPr>
+            <w:r>
+              <w:t xml:space="preserve"> </w:t>
+            </w:r>
+          </w:p>
+        </w:tc>
+      </w:tr>
+      <w:tr>
+        <w:trPr>
+          <w:trHeight w:val="454" w:hRule="atLeast"/>
+        </w:trPr>
+        <w:tc>
+          <w:tcPr>
+            <w:tcW w:type="dxa" w:w="9865"/>
+            <w:tcMar>
+              <w:top w:w="0" w:type="dxa"/>
+              <w:start w:w="0" w:type="dxa"/>
+              <w:bottom w:w="0" w:type="dxa"/>
+              <w:end w:w="0" w:type="dxa"/>
+            </w:tcMar>
+            <w:tcBorders>
+              <w:top w:val="nil"/>
+              <w:bottom w:val="single" w:sz="5" w:space="0" w:color="CBD5E1"/>
+              <w:start w:val="nil"/>
+              <w:end w:val="nil"/>
+            </w:tcBorders>
+          </w:tcPr>
+          <w:p>
+            <w:pPr>
+              <w:spacing w:before="0" w:after="0" w:line="240" w:lineRule="auto"/>
+            </w:pPr>
+            <w:r>
+              <w:t xml:space="preserve"> </w:t>
+            </w:r>
+          </w:p>
+        </w:tc>
+      </w:tr>
+      <w:tr>
+        <w:trPr>
+          <w:trHeight w:val="454" w:hRule="atLeast"/>
+        </w:trPr>
+        <w:tc>
+          <w:tcPr>
+            <w:tcW w:type="dxa" w:w="9865"/>
+            <w:tcMar>
+              <w:top w:w="0" w:type="dxa"/>
+              <w:start w:w="0" w:type="dxa"/>
+              <w:bottom w:w="0" w:type="dxa"/>
+              <w:end w:w="0" w:type="dxa"/>
+            </w:tcMar>
+            <w:tcBorders>
+              <w:top w:val="nil"/>
+              <w:bottom w:val="single" w:sz="5" w:space="0" w:color="CBD5E1"/>
+              <w:start w:val="nil"/>
+              <w:end w:val="nil"/>
+            </w:tcBorders>
+          </w:tcPr>
+          <w:p>
+            <w:pPr>
+              <w:spacing w:before="0" w:after="0" w:line="240" w:lineRule="auto"/>
+            </w:pPr>
+            <w:r>
+              <w:t xml:space="preserve"> </w:t>
+            </w:r>
+          </w:p>
+        </w:tc>
+      </w:tr>
+    </w:tbl>
+    <w:p>
+      <w:pPr>
+        <w:keepNext/>
+        <w:keepLines w:val="0"/>
+        <w:spacing w:before="100" w:after="40" w:line="293" w:lineRule="auto"/>
+      </w:pPr>
+      <w:r>
+        <w:rPr>
+          <w:rFonts w:ascii="JetBrains Mono" w:hAnsi="JetBrains Mono" w:eastAsia="Arial Unicode MS"/>
+          <w:b/>
+          <w:i w:val="0"/>
+          <w:color w:val="1D4ED8"/>
+          <w:sz w:val="30"/>
+        </w:rPr>
+        <w:t>04</w:t>
+      </w:r>
+      <w:r>
+        <w:rPr>
+          <w:rFonts w:ascii="Arial Unicode MS" w:hAnsi="Arial Unicode MS" w:eastAsia="Arial Unicode MS"/>
+          <w:b w:val="0"/>
+          <w:i w:val="0"/>
+          <w:color w:val="1D4ED8"/>
+          <w:sz w:val="30"/>
+        </w:rPr>
+        <w:t xml:space="preserve">  </w:t>
+      </w:r>
+      <w:r>
+        <w:rPr>
+          <w:rFonts w:ascii="Arial Unicode MS" w:hAnsi="Arial Unicode MS" w:eastAsia="Arial Unicode MS"/>
+          <w:b/>
+          <w:i w:val="0"/>
+          <w:color w:val="1A2340"/>
+          <w:sz w:val="30"/>
+        </w:rPr>
+        <w:t>看詳解，只核對一步</w:t>
+      </w:r>
+    </w:p>
+    <w:p>
+      <w:pPr>
+        <w:keepNext w:val="0"/>
+        <w:keepLines w:val="0"/>
+        <w:spacing w:before="0" w:after="40" w:line="293" w:lineRule="auto"/>
+      </w:pPr>
+      <w:r>
+        <w:rPr>
+          <w:rFonts w:ascii="Arial Unicode MS" w:hAnsi="Arial Unicode MS" w:eastAsia="Arial Unicode MS"/>
+          <w:b w:val="0"/>
+          <w:i w:val="0"/>
+          <w:color w:val="1A2340"/>
+          <w:sz w:val="22"/>
+        </w:rPr>
+        <w:t>問到形成與發光間的未知時間；只說「不可信」還沒指出承重處。</w:t>
+      </w:r>
+    </w:p>
+    <w:tbl>
+      <w:tblPr>
+        <w:tblW w:type="dxa" w:w="9865"/>
+        <w:jc w:val="left"/>
+        <w:tblLayout w:type="fixed"/>
+        <w:tblLook w:firstColumn="1" w:firstRow="1" w:lastColumn="0" w:lastRow="0" w:noHBand="0" w:noVBand="1" w:val="04A0"/>
+        <w:tblInd w:type="dxa" w:w="0"/>
+      </w:tblPr>
+      <w:tblGrid>
+        <w:gridCol w:w="9865"/>
+      </w:tblGrid>
+      <w:tr>
+        <w:trPr>
+          <w:trHeight w:val="454" w:hRule="atLeast"/>
+        </w:trPr>
+        <w:tc>
+          <w:tcPr>
+            <w:tcW w:type="dxa" w:w="9865"/>
+            <w:tcMar>
+              <w:top w:w="0" w:type="dxa"/>
+              <w:start w:w="0" w:type="dxa"/>
+              <w:bottom w:w="0" w:type="dxa"/>
+              <w:end w:w="0" w:type="dxa"/>
+            </w:tcMar>
+            <w:tcBorders>
+              <w:top w:val="nil"/>
+              <w:bottom w:val="single" w:sz="5" w:space="0" w:color="CBD5E1"/>
+              <w:start w:val="nil"/>
+              <w:end w:val="nil"/>
+            </w:tcBorders>
+          </w:tcPr>
+          <w:p>
+            <w:pPr>
+              <w:spacing w:before="0" w:after="0" w:line="240" w:lineRule="auto"/>
+            </w:pPr>
+            <w:r>
+              <w:t xml:space="preserve"> </w:t>
+            </w:r>
+          </w:p>
+        </w:tc>
+      </w:tr>
+      <w:tr>
+        <w:trPr>
+          <w:trHeight w:val="454" w:hRule="atLeast"/>
+        </w:trPr>
+        <w:tc>
+          <w:tcPr>
+            <w:tcW w:type="dxa" w:w="9865"/>
+            <w:tcMar>
+              <w:top w:w="0" w:type="dxa"/>
+              <w:start w:w="0" w:type="dxa"/>
+              <w:bottom w:w="0" w:type="dxa"/>
+              <w:end w:w="0" w:type="dxa"/>
+            </w:tcMar>
+            <w:tcBorders>
+              <w:top w:val="nil"/>
+              <w:bottom w:val="single" w:sz="5" w:space="0" w:color="CBD5E1"/>
+              <w:start w:val="nil"/>
+              <w:end w:val="nil"/>
+            </w:tcBorders>
+          </w:tcPr>
+          <w:p>
+            <w:pPr>
+              <w:spacing w:before="0" w:after="0" w:line="240" w:lineRule="auto"/>
+            </w:pPr>
+            <w:r>
+              <w:t xml:space="preserve"> </w:t>
+            </w:r>
+          </w:p>
+        </w:tc>
+      </w:tr>
+    </w:tbl>
     <w:sectPr>
       <w:headerReference w:type="default" r:id="rId9"/>
       <w:footerReference w:type="default" r:id="rId10"/>

--- a/worksheets/W9.docx
+++ b/worksheets/W9.docx
@@ -51,7 +51,7 @@
           <w:color w:val="5B6573"/>
           <w:sz w:val="22"/>
         </w:rPr>
-        <w:t>W9 前 30 分鐘冷文本是個人受控評量 10 分；與 W16 個人、W17 合計 50 分，達 25／50 記錄核心認證。以下頁面是 0 分練習，不覆蓋受控分數。學習關卡 2 另依 W6–W8 歷程判定通過／需修正，不計分。</w:t>
+        <w:t>W9 前 30 分鐘的新材料作答是個人受控評量 10 分；與 W16 個人、W17 合計 50 分，達 25／50 記錄核心認證。以下頁面是 0 分練習，不覆蓋受控分數。學習關卡 2 另依 W6–W8 歷程判定通過／需修正，不計分。</w:t>
       </w:r>
     </w:p>
     <w:p>
@@ -617,7 +617,7 @@
           <w:color w:val="1A2340"/>
           <w:sz w:val="30"/>
         </w:rPr>
-        <w:t>最危險弱點</w:t>
+        <w:t>最需要補的地方</w:t>
       </w:r>
     </w:p>
     <w:p>
@@ -868,7 +868,7 @@
           <w:color w:val="5B6573"/>
           <w:sz w:val="22"/>
         </w:rPr>
-        <w:t>可用 AI、教師問題卡或自己提問；三條路徑等值，不使用 AI 不扣分。</w:t>
+        <w:t>可用 AI、教師問題卡或自己提問；三種方法都可以，不使用 AI 不扣分。</w:t>
       </w:r>
     </w:p>
     <w:p>
